--- a/6-过程管理/运行记录类文件/060207-盐都区新能源汽车充电站建设项目-服务可用性和连续性管理报告.docx
+++ b/6-过程管理/运行记录类文件/060207-盐都区新能源汽车充电站建设项目-服务可用性和连续性管理报告.docx
@@ -296,8 +296,8 @@
           <w:szCs w:val="21"/>
         </w:rPr>
       </w:pPr>
-      <w:bookmarkStart w:id="5" w:name="_Toc16271"/>
-      <w:bookmarkStart w:id="6" w:name="_Toc24314"/>
+      <w:bookmarkStart w:id="5" w:name="_Toc24314"/>
+      <w:bookmarkStart w:id="6" w:name="_Toc16271"/>
       <w:r>
         <w:rPr>
           <w:rFonts w:ascii="宋体" w:hAnsi="宋体" w:eastAsia="宋体" w:cs="宋体"/>
@@ -450,19 +450,11 @@
             </w:r>
             <w:r>
               <w:rPr>
-                <w:rFonts w:hint="eastAsia" w:eastAsia="宋体"/>
-                <w:spacing w:val="-1"/>
-                <w:lang w:val="en-US" w:eastAsia="zh-CN"/>
-              </w:rPr>
-              <w:t>GCKJSJ</w:t>
-            </w:r>
-            <w:r>
-              <w:rPr>
                 <w:rFonts w:hint="eastAsia"/>
                 <w:spacing w:val="-1"/>
                 <w:lang w:val="en-US" w:eastAsia="zh-CN"/>
               </w:rPr>
-              <w:t>T</w:t>
+              <w:t>FWKYXHLXXGL</w:t>
             </w:r>
             <w:r>
               <w:rPr>
@@ -1682,8 +1674,6 @@
               <w:tab w:val="right" w:leader="dot" w:pos="8306"/>
             </w:tabs>
           </w:pPr>
-          <w:bookmarkStart w:id="19" w:name="_GoBack"/>
-          <w:bookmarkEnd w:id="19"/>
           <w:r>
             <w:fldChar w:fldCharType="begin"/>
           </w:r>
@@ -1841,6 +1831,8 @@
             </w:rPr>
             <w:t>文档信息</w:t>
           </w:r>
+          <w:bookmarkStart w:id="19" w:name="_GoBack"/>
+          <w:bookmarkEnd w:id="19"/>
           <w:r>
             <w:tab/>
           </w:r>
@@ -2622,6 +2614,7 @@
     </w:p>
     <w:tbl>
       <w:tblPr>
+        <w:tblStyle w:val="20"/>
         <w:tblW w:w="8522" w:type="dxa"/>
         <w:jc w:val="center"/>
         <w:tblBorders>
@@ -2659,7 +2652,12 @@
             <w:insideH w:val="none" w:color="auto" w:sz="0" w:space="0"/>
             <w:insideV w:val="none" w:color="auto" w:sz="0" w:space="0"/>
           </w:tblBorders>
-          <w:shd w:val="clear" w:color="auto" w:fill="FFFFFF"/>
+          <w:tblCellMar>
+            <w:top w:w="15" w:type="dxa"/>
+            <w:left w:w="15" w:type="dxa"/>
+            <w:bottom w:w="15" w:type="dxa"/>
+            <w:right w:w="15" w:type="dxa"/>
+          </w:tblCellMar>
         </w:tblPrEx>
         <w:trPr>
           <w:trHeight w:val="0" w:hRule="atLeast"/>
@@ -2722,7 +2720,6 @@
                 <w:kern w:val="0"/>
                 <w:sz w:val="18"/>
                 <w:szCs w:val="18"/>
-                <w:bdr w:val="none" w:color="auto" w:sz="0" w:space="0"/>
                 <w:lang w:val="en-US" w:eastAsia="zh-CN" w:bidi="ar"/>
               </w:rPr>
               <w:t>序号</w:t>
@@ -2785,7 +2782,6 @@
                 <w:kern w:val="0"/>
                 <w:sz w:val="18"/>
                 <w:szCs w:val="18"/>
-                <w:bdr w:val="none" w:color="auto" w:sz="0" w:space="0"/>
                 <w:lang w:val="en-US" w:eastAsia="zh-CN" w:bidi="ar"/>
               </w:rPr>
               <w:t>衡量指标</w:t>
@@ -2848,7 +2844,6 @@
                 <w:kern w:val="0"/>
                 <w:sz w:val="18"/>
                 <w:szCs w:val="18"/>
-                <w:bdr w:val="none" w:color="auto" w:sz="0" w:space="0"/>
                 <w:lang w:val="en-US" w:eastAsia="zh-CN" w:bidi="ar"/>
               </w:rPr>
               <w:t>目标值</w:t>
@@ -2911,7 +2906,6 @@
                 <w:kern w:val="0"/>
                 <w:sz w:val="18"/>
                 <w:szCs w:val="18"/>
-                <w:bdr w:val="none" w:color="auto" w:sz="0" w:space="0"/>
                 <w:lang w:val="en-US" w:eastAsia="zh-CN" w:bidi="ar"/>
               </w:rPr>
               <w:t>本季度实际值</w:t>
@@ -2974,7 +2968,6 @@
                 <w:kern w:val="0"/>
                 <w:sz w:val="18"/>
                 <w:szCs w:val="18"/>
-                <w:bdr w:val="none" w:color="auto" w:sz="0" w:space="0"/>
                 <w:lang w:val="en-US" w:eastAsia="zh-CN" w:bidi="ar"/>
               </w:rPr>
               <w:t>达成情况</w:t>
@@ -3037,7 +3030,6 @@
                 <w:kern w:val="0"/>
                 <w:sz w:val="18"/>
                 <w:szCs w:val="18"/>
-                <w:bdr w:val="none" w:color="auto" w:sz="0" w:space="0"/>
                 <w:lang w:val="en-US" w:eastAsia="zh-CN" w:bidi="ar"/>
               </w:rPr>
               <w:t>分析与说明</w:t>
@@ -3055,7 +3047,6 @@
             <w:insideH w:val="none" w:color="auto" w:sz="0" w:space="0"/>
             <w:insideV w:val="none" w:color="auto" w:sz="0" w:space="0"/>
           </w:tblBorders>
-          <w:shd w:val="clear" w:color="auto" w:fill="FFFFFF"/>
           <w:tblCellMar>
             <w:top w:w="15" w:type="dxa"/>
             <w:left w:w="15" w:type="dxa"/>
@@ -3119,7 +3110,6 @@
                 <w:kern w:val="0"/>
                 <w:sz w:val="18"/>
                 <w:szCs w:val="18"/>
-                <w:bdr w:val="none" w:color="auto" w:sz="0" w:space="0"/>
                 <w:lang w:val="en-US" w:eastAsia="zh-CN" w:bidi="ar"/>
               </w:rPr>
               <w:t>1</w:t>
@@ -3181,7 +3171,6 @@
                 <w:kern w:val="0"/>
                 <w:sz w:val="18"/>
                 <w:szCs w:val="18"/>
-                <w:bdr w:val="none" w:color="auto" w:sz="0" w:space="0"/>
                 <w:lang w:val="en-US" w:eastAsia="zh-CN" w:bidi="ar"/>
               </w:rPr>
               <w:t>业务可用性</w:t>
@@ -3240,7 +3229,6 @@
                 <w:kern w:val="0"/>
                 <w:sz w:val="18"/>
                 <w:szCs w:val="18"/>
-                <w:bdr w:val="none" w:color="auto" w:sz="0" w:space="0"/>
                 <w:lang w:val="en-US" w:eastAsia="zh-CN" w:bidi="ar"/>
               </w:rPr>
               <w:t>≥ 99%</w:t>
@@ -3302,7 +3290,6 @@
                 <w:kern w:val="0"/>
                 <w:sz w:val="18"/>
                 <w:szCs w:val="18"/>
-                <w:bdr w:val="none" w:color="auto" w:sz="0" w:space="0"/>
                 <w:lang w:val="en-US" w:eastAsia="zh-CN" w:bidi="ar"/>
               </w:rPr>
               <w:t>100</w:t>
@@ -3322,7 +3309,6 @@
                 <w:kern w:val="0"/>
                 <w:sz w:val="18"/>
                 <w:szCs w:val="18"/>
-                <w:bdr w:val="none" w:color="auto" w:sz="0" w:space="0"/>
                 <w:lang w:val="en-US" w:eastAsia="zh-CN" w:bidi="ar"/>
               </w:rPr>
               <w:t>%</w:t>
@@ -3384,7 +3370,6 @@
                 <w:kern w:val="0"/>
                 <w:sz w:val="18"/>
                 <w:szCs w:val="18"/>
-                <w:bdr w:val="none" w:color="auto" w:sz="0" w:space="0"/>
                 <w:lang w:val="en-US" w:eastAsia="zh-CN" w:bidi="ar"/>
               </w:rPr>
               <w:t>达成</w:t>
@@ -3459,7 +3444,6 @@
             <w:insideH w:val="none" w:color="auto" w:sz="0" w:space="0"/>
             <w:insideV w:val="none" w:color="auto" w:sz="0" w:space="0"/>
           </w:tblBorders>
-          <w:shd w:val="clear" w:color="auto" w:fill="FFFFFF"/>
           <w:tblCellMar>
             <w:top w:w="15" w:type="dxa"/>
             <w:left w:w="15" w:type="dxa"/>
@@ -3523,7 +3507,6 @@
                 <w:kern w:val="0"/>
                 <w:sz w:val="18"/>
                 <w:szCs w:val="18"/>
-                <w:bdr w:val="none" w:color="auto" w:sz="0" w:space="0"/>
                 <w:lang w:val="en-US" w:eastAsia="zh-CN" w:bidi="ar"/>
               </w:rPr>
               <w:t>2</w:t>
@@ -3585,7 +3568,6 @@
                 <w:kern w:val="0"/>
                 <w:sz w:val="18"/>
                 <w:szCs w:val="18"/>
-                <w:bdr w:val="none" w:color="auto" w:sz="0" w:space="0"/>
                 <w:lang w:val="en-US" w:eastAsia="zh-CN" w:bidi="ar"/>
               </w:rPr>
               <w:t>服务连续性</w:t>
@@ -3644,7 +3626,6 @@
                 <w:kern w:val="0"/>
                 <w:sz w:val="18"/>
                 <w:szCs w:val="18"/>
-                <w:bdr w:val="none" w:color="auto" w:sz="0" w:space="0"/>
                 <w:lang w:val="en-US" w:eastAsia="zh-CN" w:bidi="ar"/>
               </w:rPr>
               <w:t>≤ 2次</w:t>
@@ -3706,7 +3687,6 @@
                 <w:kern w:val="0"/>
                 <w:sz w:val="18"/>
                 <w:szCs w:val="18"/>
-                <w:bdr w:val="none" w:color="auto" w:sz="0" w:space="0"/>
                 <w:lang w:val="en-US" w:eastAsia="zh-CN" w:bidi="ar"/>
               </w:rPr>
               <w:t>0次</w:t>
@@ -3768,7 +3748,6 @@
                 <w:kern w:val="0"/>
                 <w:sz w:val="18"/>
                 <w:szCs w:val="18"/>
-                <w:bdr w:val="none" w:color="auto" w:sz="0" w:space="0"/>
                 <w:lang w:val="en-US" w:eastAsia="zh-CN" w:bidi="ar"/>
               </w:rPr>
               <w:t>达成</w:t>
@@ -3827,7 +3806,6 @@
                 <w:kern w:val="0"/>
                 <w:sz w:val="18"/>
                 <w:szCs w:val="18"/>
-                <w:bdr w:val="none" w:color="auto" w:sz="0" w:space="0"/>
                 <w:lang w:val="en-US" w:eastAsia="zh-CN" w:bidi="ar"/>
               </w:rPr>
               <w:t>本季度未发生由火灾、大规模断电、硬件瘫痪等突发事件导致的服务完全中断。</w:t>
@@ -4243,6 +4221,7 @@
     </w:p>
     <w:tbl>
       <w:tblPr>
+        <w:tblStyle w:val="20"/>
         <w:tblW w:w="8522" w:type="dxa"/>
         <w:jc w:val="center"/>
         <w:tblBorders>
@@ -4278,6 +4257,12 @@
             <w:insideV w:val="none" w:color="auto" w:sz="0" w:space="0"/>
           </w:tblBorders>
           <w:shd w:val="clear" w:color="auto" w:fill="FFFFFF"/>
+          <w:tblCellMar>
+            <w:top w:w="15" w:type="dxa"/>
+            <w:left w:w="15" w:type="dxa"/>
+            <w:bottom w:w="15" w:type="dxa"/>
+            <w:right w:w="15" w:type="dxa"/>
+          </w:tblCellMar>
         </w:tblPrEx>
         <w:trPr>
           <w:trHeight w:val="0" w:hRule="atLeast"/>
@@ -4338,7 +4323,6 @@
                 <w:kern w:val="0"/>
                 <w:sz w:val="18"/>
                 <w:szCs w:val="18"/>
-                <w:bdr w:val="none" w:color="auto" w:sz="0" w:space="0"/>
                 <w:lang w:val="en-US" w:eastAsia="zh-CN" w:bidi="ar"/>
               </w:rPr>
               <w:t>资源类型</w:t>
@@ -4399,7 +4383,6 @@
                 <w:kern w:val="0"/>
                 <w:sz w:val="18"/>
                 <w:szCs w:val="18"/>
-                <w:bdr w:val="none" w:color="auto" w:sz="0" w:space="0"/>
                 <w:lang w:val="en-US" w:eastAsia="zh-CN" w:bidi="ar"/>
               </w:rPr>
               <w:t>状态说明</w:t>
@@ -4460,7 +4443,6 @@
                 <w:kern w:val="0"/>
                 <w:sz w:val="18"/>
                 <w:szCs w:val="18"/>
-                <w:bdr w:val="none" w:color="auto" w:sz="0" w:space="0"/>
                 <w:lang w:val="en-US" w:eastAsia="zh-CN" w:bidi="ar"/>
               </w:rPr>
               <w:t>保障效果</w:t>
@@ -4542,7 +4524,6 @@
                 <w:kern w:val="0"/>
                 <w:sz w:val="18"/>
                 <w:szCs w:val="18"/>
-                <w:bdr w:val="none" w:color="auto" w:sz="0" w:space="0"/>
                 <w:lang w:val="en-US" w:eastAsia="zh-CN" w:bidi="ar"/>
               </w:rPr>
               <w:t>人员</w:t>
@@ -4601,7 +4582,6 @@
                 <w:kern w:val="0"/>
                 <w:sz w:val="18"/>
                 <w:szCs w:val="18"/>
-                <w:bdr w:val="none" w:color="auto" w:sz="0" w:space="0"/>
                 <w:lang w:val="en-US" w:eastAsia="zh-CN" w:bidi="ar"/>
               </w:rPr>
               <w:t>团队稳定，开展专项培训2次；增设“预测性维护工程师”岗位</w:t>
@@ -4660,7 +4640,6 @@
                 <w:kern w:val="0"/>
                 <w:sz w:val="18"/>
                 <w:szCs w:val="18"/>
-                <w:bdr w:val="none" w:color="auto" w:sz="0" w:space="0"/>
                 <w:lang w:val="en-US" w:eastAsia="zh-CN" w:bidi="ar"/>
               </w:rPr>
               <w:t>人员技能提升，故障预判能力增强</w:t>
@@ -4742,7 +4721,6 @@
                 <w:kern w:val="0"/>
                 <w:sz w:val="18"/>
                 <w:szCs w:val="18"/>
-                <w:bdr w:val="none" w:color="auto" w:sz="0" w:space="0"/>
                 <w:lang w:val="en-US" w:eastAsia="zh-CN" w:bidi="ar"/>
               </w:rPr>
               <w:t>备件</w:t>
@@ -4801,7 +4779,6 @@
                 <w:kern w:val="0"/>
                 <w:sz w:val="18"/>
                 <w:szCs w:val="18"/>
-                <w:bdr w:val="none" w:color="auto" w:sz="0" w:space="0"/>
                 <w:lang w:val="en-US" w:eastAsia="zh-CN" w:bidi="ar"/>
               </w:rPr>
               <w:t>备件库库存充足，关键备件可用率达100%</w:t>
@@ -4860,7 +4837,6 @@
                 <w:kern w:val="0"/>
                 <w:sz w:val="18"/>
                 <w:szCs w:val="18"/>
-                <w:bdr w:val="none" w:color="auto" w:sz="0" w:space="0"/>
                 <w:lang w:val="en-US" w:eastAsia="zh-CN" w:bidi="ar"/>
               </w:rPr>
               <w:t>未发生因缺件导致的维修延迟</w:t>
@@ -4942,7 +4918,6 @@
                 <w:kern w:val="0"/>
                 <w:sz w:val="18"/>
                 <w:szCs w:val="18"/>
-                <w:bdr w:val="none" w:color="auto" w:sz="0" w:space="0"/>
                 <w:lang w:val="en-US" w:eastAsia="zh-CN" w:bidi="ar"/>
               </w:rPr>
               <w:t>电力与网络</w:t>
@@ -5001,7 +4976,6 @@
                 <w:kern w:val="0"/>
                 <w:sz w:val="18"/>
                 <w:szCs w:val="18"/>
-                <w:bdr w:val="none" w:color="auto" w:sz="0" w:space="0"/>
                 <w:lang w:val="en-US" w:eastAsia="zh-CN" w:bidi="ar"/>
               </w:rPr>
               <w:t>全部站点双路供电、双运营商链路运行正常</w:t>
@@ -5060,7 +5034,6 @@
                 <w:kern w:val="0"/>
                 <w:sz w:val="18"/>
                 <w:szCs w:val="18"/>
-                <w:bdr w:val="none" w:color="auto" w:sz="0" w:space="0"/>
                 <w:lang w:val="en-US" w:eastAsia="zh-CN" w:bidi="ar"/>
               </w:rPr>
               <w:t>本季度未发生电力或网络导致的业务中断</w:t>
@@ -5141,7 +5114,6 @@
                 <w:kern w:val="0"/>
                 <w:sz w:val="18"/>
                 <w:szCs w:val="18"/>
-                <w:bdr w:val="none" w:color="auto" w:sz="0" w:space="0"/>
                 <w:lang w:val="en-US" w:eastAsia="zh-CN" w:bidi="ar"/>
               </w:rPr>
               <w:t>系统架构</w:t>
@@ -5200,7 +5172,6 @@
                 <w:kern w:val="0"/>
                 <w:sz w:val="18"/>
                 <w:szCs w:val="18"/>
-                <w:bdr w:val="none" w:color="auto" w:sz="0" w:space="0"/>
                 <w:lang w:val="en-US" w:eastAsia="zh-CN" w:bidi="ar"/>
               </w:rPr>
               <w:t>核心系统实现集群部署，具备自动负载均衡与故障迁移能力</w:t>
@@ -5267,6 +5238,7 @@
     </w:p>
     <w:tbl>
       <w:tblPr>
+        <w:tblStyle w:val="20"/>
         <w:tblW w:w="8522" w:type="dxa"/>
         <w:jc w:val="center"/>
         <w:tblBorders>
@@ -5370,7 +5342,6 @@
                 <w:kern w:val="0"/>
                 <w:sz w:val="18"/>
                 <w:szCs w:val="18"/>
-                <w:bdr w:val="none" w:color="auto" w:sz="0" w:space="0"/>
                 <w:lang w:val="en-US" w:eastAsia="zh-CN" w:bidi="ar"/>
               </w:rPr>
               <w:t>改进方向</w:t>
@@ -5431,7 +5402,6 @@
                 <w:kern w:val="0"/>
                 <w:sz w:val="18"/>
                 <w:szCs w:val="18"/>
-                <w:bdr w:val="none" w:color="auto" w:sz="0" w:space="0"/>
                 <w:lang w:val="en-US" w:eastAsia="zh-CN" w:bidi="ar"/>
               </w:rPr>
               <w:t>具体措施</w:t>
@@ -5492,7 +5462,6 @@
                 <w:kern w:val="0"/>
                 <w:sz w:val="18"/>
                 <w:szCs w:val="18"/>
-                <w:bdr w:val="none" w:color="auto" w:sz="0" w:space="0"/>
                 <w:lang w:val="en-US" w:eastAsia="zh-CN" w:bidi="ar"/>
               </w:rPr>
               <w:t>责任人</w:t>
@@ -5553,7 +5522,6 @@
                 <w:kern w:val="0"/>
                 <w:sz w:val="18"/>
                 <w:szCs w:val="18"/>
-                <w:bdr w:val="none" w:color="auto" w:sz="0" w:space="0"/>
                 <w:lang w:val="en-US" w:eastAsia="zh-CN" w:bidi="ar"/>
               </w:rPr>
               <w:t>完成时间</w:t>
@@ -5614,7 +5582,6 @@
                 <w:kern w:val="0"/>
                 <w:sz w:val="18"/>
                 <w:szCs w:val="18"/>
-                <w:bdr w:val="none" w:color="auto" w:sz="0" w:space="0"/>
                 <w:lang w:val="en-US" w:eastAsia="zh-CN" w:bidi="ar"/>
               </w:rPr>
               <w:t>预期效果</w:t>
@@ -5696,7 +5663,6 @@
                 <w:kern w:val="0"/>
                 <w:sz w:val="18"/>
                 <w:szCs w:val="18"/>
-                <w:bdr w:val="none" w:color="auto" w:sz="0" w:space="0"/>
                 <w:lang w:val="en-US" w:eastAsia="zh-CN" w:bidi="ar"/>
               </w:rPr>
               <w:t>网络优化</w:t>
@@ -5755,7 +5721,6 @@
                 <w:kern w:val="0"/>
                 <w:sz w:val="18"/>
                 <w:szCs w:val="18"/>
-                <w:bdr w:val="none" w:color="auto" w:sz="0" w:space="0"/>
                 <w:lang w:val="en-US" w:eastAsia="zh-CN" w:bidi="ar"/>
               </w:rPr>
               <w:t>部署SD-WAN，实现多链路智能切换与优化</w:t>
@@ -5814,7 +5779,6 @@
                 <w:kern w:val="0"/>
                 <w:sz w:val="18"/>
                 <w:szCs w:val="18"/>
-                <w:bdr w:val="none" w:color="auto" w:sz="0" w:space="0"/>
                 <w:lang w:val="en-US" w:eastAsia="zh-CN" w:bidi="ar"/>
               </w:rPr>
               <w:t>运维部经理</w:t>
@@ -5874,7 +5838,6 @@
                 <w:kern w:val="0"/>
                 <w:sz w:val="18"/>
                 <w:szCs w:val="18"/>
-                <w:bdr w:val="none" w:color="auto" w:sz="0" w:space="0"/>
                 <w:lang w:val="en-US" w:eastAsia="zh-CN" w:bidi="ar"/>
               </w:rPr>
               <w:t>202</w:t>
@@ -5891,7 +5854,6 @@
                 <w:kern w:val="0"/>
                 <w:sz w:val="18"/>
                 <w:szCs w:val="18"/>
-                <w:bdr w:val="none" w:color="auto" w:sz="0" w:space="0"/>
                 <w:lang w:val="en-US" w:eastAsia="zh-CN" w:bidi="ar"/>
               </w:rPr>
               <w:t>6</w:t>
@@ -5908,7 +5870,6 @@
                 <w:kern w:val="0"/>
                 <w:sz w:val="18"/>
                 <w:szCs w:val="18"/>
-                <w:bdr w:val="none" w:color="auto" w:sz="0" w:space="0"/>
                 <w:lang w:val="en-US" w:eastAsia="zh-CN" w:bidi="ar"/>
               </w:rPr>
               <w:t>-1-</w:t>
@@ -5925,7 +5886,6 @@
                 <w:kern w:val="0"/>
                 <w:sz w:val="18"/>
                 <w:szCs w:val="18"/>
-                <w:bdr w:val="none" w:color="auto" w:sz="0" w:space="0"/>
                 <w:lang w:val="en-US" w:eastAsia="zh-CN" w:bidi="ar"/>
               </w:rPr>
               <w:t>15</w:t>
@@ -5984,374 +5944,9 @@
                 <w:kern w:val="0"/>
                 <w:sz w:val="18"/>
                 <w:szCs w:val="18"/>
-                <w:bdr w:val="none" w:color="auto" w:sz="0" w:space="0"/>
                 <w:lang w:val="en-US" w:eastAsia="zh-CN" w:bidi="ar"/>
               </w:rPr>
               <w:t>消除网络抖动导致的瞬时不可用</w:t>
-            </w:r>
-          </w:p>
-        </w:tc>
-      </w:tr>
-      <w:tr>
-        <w:tblPrEx>
-          <w:tblBorders>
-            <w:top w:val="none" w:color="auto" w:sz="0" w:space="0"/>
-            <w:left w:val="none" w:color="auto" w:sz="0" w:space="0"/>
-            <w:bottom w:val="none" w:color="auto" w:sz="0" w:space="0"/>
-            <w:right w:val="none" w:color="auto" w:sz="0" w:space="0"/>
-            <w:insideH w:val="none" w:color="auto" w:sz="0" w:space="0"/>
-            <w:insideV w:val="none" w:color="auto" w:sz="0" w:space="0"/>
-          </w:tblBorders>
-          <w:tblCellMar>
-            <w:top w:w="15" w:type="dxa"/>
-            <w:left w:w="15" w:type="dxa"/>
-            <w:bottom w:w="15" w:type="dxa"/>
-            <w:right w:w="15" w:type="dxa"/>
-          </w:tblCellMar>
-        </w:tblPrEx>
-        <w:trPr>
-          <w:trHeight w:val="0" w:hRule="atLeast"/>
-          <w:jc w:val="center"/>
-        </w:trPr>
-        <w:tc>
-          <w:tcPr>
-            <w:tcW w:w="1328" w:type="dxa"/>
-            <w:tcBorders>
-              <w:top w:val="single" w:color="auto" w:sz="4" w:space="0"/>
-              <w:left w:val="single" w:color="auto" w:sz="12" w:space="0"/>
-              <w:bottom w:val="nil"/>
-              <w:right w:val="nil"/>
-            </w:tcBorders>
-            <w:shd w:val="clear" w:color="auto" w:fill="FFFFFF"/>
-            <w:noWrap w:val="0"/>
-            <w:tcMar>
-              <w:top w:w="120" w:type="dxa"/>
-              <w:left w:w="-1" w:type="dxa"/>
-              <w:bottom w:w="120" w:type="dxa"/>
-              <w:right w:w="192" w:type="dxa"/>
-            </w:tcMar>
-            <w:vAlign w:val="center"/>
-          </w:tcPr>
-          <w:p>
-            <w:pPr>
-              <w:keepNext/>
-              <w:keepLines w:val="0"/>
-              <w:widowControl/>
-              <w:suppressLineNumbers w:val="0"/>
-              <w:snapToGrid w:val="0"/>
-              <w:spacing w:line="240" w:lineRule="auto"/>
-              <w:ind w:left="0" w:leftChars="0" w:right="0" w:rightChars="0" w:firstLine="0" w:firstLineChars="0"/>
-              <w:jc w:val="center"/>
-              <w:rPr>
-                <w:rFonts w:hint="default" w:ascii="Segoe UI" w:hAnsi="Segoe UI" w:eastAsia="Segoe UI" w:cs="Segoe UI"/>
-                <w:i w:val="0"/>
-                <w:iCs w:val="0"/>
-                <w:caps w:val="0"/>
-                <w:color w:val="0F1115"/>
-                <w:spacing w:val="0"/>
-                <w:sz w:val="18"/>
-                <w:szCs w:val="18"/>
-              </w:rPr>
-            </w:pPr>
-            <w:r>
-              <w:rPr>
-                <w:rFonts w:hint="default" w:ascii="Segoe UI" w:hAnsi="Segoe UI" w:eastAsia="Segoe UI" w:cs="Segoe UI"/>
-                <w:i w:val="0"/>
-                <w:iCs w:val="0"/>
-                <w:caps w:val="0"/>
-                <w:snapToGrid w:val="0"/>
-                <w:color w:val="000000"/>
-                <w:spacing w:val="0"/>
-                <w:kern w:val="0"/>
-                <w:sz w:val="18"/>
-                <w:szCs w:val="18"/>
-                <w:bdr w:val="none" w:color="auto" w:sz="0" w:space="0"/>
-                <w:lang w:val="en-US" w:eastAsia="zh-CN" w:bidi="ar"/>
-              </w:rPr>
-              <w:t>电力质量提升</w:t>
-            </w:r>
-          </w:p>
-        </w:tc>
-        <w:tc>
-          <w:tcPr>
-            <w:tcW w:w="2812" w:type="dxa"/>
-            <w:tcBorders>
-              <w:top w:val="single" w:color="auto" w:sz="4" w:space="0"/>
-              <w:left w:val="single" w:color="auto" w:sz="4" w:space="0"/>
-              <w:bottom w:val="nil"/>
-              <w:right w:val="nil"/>
-            </w:tcBorders>
-            <w:shd w:val="clear" w:color="auto" w:fill="FFFFFF"/>
-            <w:noWrap w:val="0"/>
-            <w:tcMar>
-              <w:top w:w="120" w:type="dxa"/>
-              <w:left w:w="192" w:type="dxa"/>
-              <w:bottom w:w="120" w:type="dxa"/>
-              <w:right w:w="192" w:type="dxa"/>
-            </w:tcMar>
-            <w:vAlign w:val="center"/>
-          </w:tcPr>
-          <w:p>
-            <w:pPr>
-              <w:keepNext/>
-              <w:keepLines w:val="0"/>
-              <w:widowControl/>
-              <w:suppressLineNumbers w:val="0"/>
-              <w:snapToGrid w:val="0"/>
-              <w:spacing w:line="240" w:lineRule="auto"/>
-              <w:ind w:left="0" w:leftChars="0" w:right="0" w:rightChars="0" w:firstLine="0" w:firstLineChars="0"/>
-              <w:jc w:val="center"/>
-              <w:rPr>
-                <w:rFonts w:hint="default" w:ascii="Segoe UI" w:hAnsi="Segoe UI" w:eastAsia="Segoe UI" w:cs="Segoe UI"/>
-                <w:i w:val="0"/>
-                <w:iCs w:val="0"/>
-                <w:caps w:val="0"/>
-                <w:color w:val="0F1115"/>
-                <w:spacing w:val="0"/>
-                <w:sz w:val="18"/>
-                <w:szCs w:val="18"/>
-              </w:rPr>
-            </w:pPr>
-            <w:r>
-              <w:rPr>
-                <w:rFonts w:hint="default" w:ascii="Segoe UI" w:hAnsi="Segoe UI" w:eastAsia="Segoe UI" w:cs="Segoe UI"/>
-                <w:i w:val="0"/>
-                <w:iCs w:val="0"/>
-                <w:caps w:val="0"/>
-                <w:snapToGrid w:val="0"/>
-                <w:color w:val="000000"/>
-                <w:spacing w:val="0"/>
-                <w:kern w:val="0"/>
-                <w:sz w:val="18"/>
-                <w:szCs w:val="18"/>
-                <w:bdr w:val="none" w:color="auto" w:sz="0" w:space="0"/>
-                <w:lang w:val="en-US" w:eastAsia="zh-CN" w:bidi="ar"/>
-              </w:rPr>
-              <w:t>为高敏感站点增配在线式UPS与稳压装置</w:t>
-            </w:r>
-          </w:p>
-        </w:tc>
-        <w:tc>
-          <w:tcPr>
-            <w:tcW w:w="1295" w:type="dxa"/>
-            <w:tcBorders>
-              <w:top w:val="single" w:color="auto" w:sz="4" w:space="0"/>
-              <w:left w:val="single" w:color="auto" w:sz="4" w:space="0"/>
-              <w:bottom w:val="nil"/>
-              <w:right w:val="nil"/>
-            </w:tcBorders>
-            <w:shd w:val="clear" w:color="auto" w:fill="FFFFFF"/>
-            <w:noWrap w:val="0"/>
-            <w:tcMar>
-              <w:top w:w="120" w:type="dxa"/>
-              <w:left w:w="192" w:type="dxa"/>
-              <w:bottom w:w="120" w:type="dxa"/>
-              <w:right w:w="192" w:type="dxa"/>
-            </w:tcMar>
-            <w:vAlign w:val="center"/>
-          </w:tcPr>
-          <w:p>
-            <w:pPr>
-              <w:keepNext/>
-              <w:keepLines w:val="0"/>
-              <w:widowControl/>
-              <w:suppressLineNumbers w:val="0"/>
-              <w:snapToGrid w:val="0"/>
-              <w:spacing w:line="240" w:lineRule="auto"/>
-              <w:ind w:left="0" w:leftChars="0" w:right="0" w:rightChars="0" w:firstLine="0" w:firstLineChars="0"/>
-              <w:jc w:val="center"/>
-              <w:rPr>
-                <w:rFonts w:hint="default" w:ascii="Segoe UI" w:hAnsi="Segoe UI" w:eastAsia="Segoe UI" w:cs="Segoe UI"/>
-                <w:i w:val="0"/>
-                <w:iCs w:val="0"/>
-                <w:caps w:val="0"/>
-                <w:color w:val="0F1115"/>
-                <w:spacing w:val="0"/>
-                <w:sz w:val="18"/>
-                <w:szCs w:val="18"/>
-              </w:rPr>
-            </w:pPr>
-            <w:r>
-              <w:rPr>
-                <w:rFonts w:hint="default" w:ascii="Segoe UI" w:hAnsi="Segoe UI" w:eastAsia="Segoe UI" w:cs="Segoe UI"/>
-                <w:i w:val="0"/>
-                <w:iCs w:val="0"/>
-                <w:caps w:val="0"/>
-                <w:snapToGrid w:val="0"/>
-                <w:color w:val="000000"/>
-                <w:spacing w:val="0"/>
-                <w:kern w:val="0"/>
-                <w:sz w:val="18"/>
-                <w:szCs w:val="18"/>
-                <w:bdr w:val="none" w:color="auto" w:sz="0" w:space="0"/>
-                <w:lang w:val="en-US" w:eastAsia="zh-CN" w:bidi="ar"/>
-              </w:rPr>
-              <w:t>运维项目经理</w:t>
-            </w:r>
-          </w:p>
-        </w:tc>
-        <w:tc>
-          <w:tcPr>
-            <w:tcW w:w="1100" w:type="dxa"/>
-            <w:tcBorders>
-              <w:top w:val="single" w:color="auto" w:sz="4" w:space="0"/>
-              <w:left w:val="single" w:color="auto" w:sz="4" w:space="0"/>
-              <w:bottom w:val="nil"/>
-              <w:right w:val="nil"/>
-            </w:tcBorders>
-            <w:shd w:val="clear" w:color="auto" w:fill="FFFFFF"/>
-            <w:noWrap w:val="0"/>
-            <w:tcMar>
-              <w:top w:w="120" w:type="dxa"/>
-              <w:left w:w="192" w:type="dxa"/>
-              <w:bottom w:w="120" w:type="dxa"/>
-              <w:right w:w="192" w:type="dxa"/>
-            </w:tcMar>
-            <w:vAlign w:val="center"/>
-          </w:tcPr>
-          <w:p>
-            <w:pPr>
-              <w:keepNext/>
-              <w:keepLines w:val="0"/>
-              <w:widowControl/>
-              <w:suppressLineNumbers w:val="0"/>
-              <w:snapToGrid w:val="0"/>
-              <w:spacing w:line="240" w:lineRule="auto"/>
-              <w:ind w:left="0" w:leftChars="0" w:right="0" w:rightChars="0" w:firstLine="0" w:firstLineChars="0"/>
-              <w:jc w:val="center"/>
-              <w:rPr>
-                <w:rFonts w:hint="default" w:ascii="Segoe UI" w:hAnsi="Segoe UI" w:eastAsia="Segoe UI" w:cs="Segoe UI"/>
-                <w:i w:val="0"/>
-                <w:iCs w:val="0"/>
-                <w:caps w:val="0"/>
-                <w:color w:val="0F1115"/>
-                <w:spacing w:val="0"/>
-                <w:sz w:val="18"/>
-                <w:szCs w:val="18"/>
-              </w:rPr>
-            </w:pPr>
-            <w:r>
-              <w:rPr>
-                <w:rFonts w:hint="default" w:ascii="Segoe UI" w:hAnsi="Segoe UI" w:eastAsia="Segoe UI" w:cs="Segoe UI"/>
-                <w:i w:val="0"/>
-                <w:iCs w:val="0"/>
-                <w:caps w:val="0"/>
-                <w:snapToGrid w:val="0"/>
-                <w:color w:val="000000"/>
-                <w:spacing w:val="0"/>
-                <w:kern w:val="0"/>
-                <w:sz w:val="18"/>
-                <w:szCs w:val="18"/>
-                <w:lang w:val="en-US" w:eastAsia="zh-CN" w:bidi="ar"/>
-              </w:rPr>
-              <w:t>202</w:t>
-            </w:r>
-            <w:r>
-              <w:rPr>
-                <w:rFonts w:hint="eastAsia" w:ascii="Segoe UI" w:hAnsi="Segoe UI" w:eastAsia="Segoe UI" w:cs="Segoe UI"/>
-                <w:i w:val="0"/>
-                <w:iCs w:val="0"/>
-                <w:caps w:val="0"/>
-                <w:snapToGrid w:val="0"/>
-                <w:color w:val="000000"/>
-                <w:spacing w:val="0"/>
-                <w:kern w:val="0"/>
-                <w:sz w:val="18"/>
-                <w:szCs w:val="18"/>
-                <w:lang w:val="en-US" w:eastAsia="zh-CN" w:bidi="ar"/>
-              </w:rPr>
-              <w:t>6</w:t>
-            </w:r>
-            <w:r>
-              <w:rPr>
-                <w:rFonts w:hint="default" w:ascii="Segoe UI" w:hAnsi="Segoe UI" w:eastAsia="Segoe UI" w:cs="Segoe UI"/>
-                <w:i w:val="0"/>
-                <w:iCs w:val="0"/>
-                <w:caps w:val="0"/>
-                <w:snapToGrid w:val="0"/>
-                <w:color w:val="000000"/>
-                <w:spacing w:val="0"/>
-                <w:kern w:val="0"/>
-                <w:sz w:val="18"/>
-                <w:szCs w:val="18"/>
-                <w:lang w:val="en-US" w:eastAsia="zh-CN" w:bidi="ar"/>
-              </w:rPr>
-              <w:t>-1-</w:t>
-            </w:r>
-            <w:r>
-              <w:rPr>
-                <w:rFonts w:hint="eastAsia" w:ascii="Segoe UI" w:hAnsi="Segoe UI" w:eastAsia="Segoe UI" w:cs="Segoe UI"/>
-                <w:i w:val="0"/>
-                <w:iCs w:val="0"/>
-                <w:caps w:val="0"/>
-                <w:snapToGrid w:val="0"/>
-                <w:color w:val="000000"/>
-                <w:spacing w:val="0"/>
-                <w:kern w:val="0"/>
-                <w:sz w:val="18"/>
-                <w:szCs w:val="18"/>
-                <w:lang w:val="en-US" w:eastAsia="zh-CN" w:bidi="ar"/>
-              </w:rPr>
-              <w:t>15</w:t>
-            </w:r>
-          </w:p>
-        </w:tc>
-        <w:tc>
-          <w:tcPr>
-            <w:tcW w:w="1987" w:type="dxa"/>
-            <w:tcBorders>
-              <w:top w:val="single" w:color="auto" w:sz="4" w:space="0"/>
-              <w:left w:val="single" w:color="auto" w:sz="4" w:space="0"/>
-              <w:bottom w:val="nil"/>
-              <w:right w:val="single" w:color="auto" w:sz="12" w:space="0"/>
-            </w:tcBorders>
-            <w:shd w:val="clear" w:color="auto" w:fill="FFFFFF"/>
-            <w:noWrap w:val="0"/>
-            <w:tcMar>
-              <w:top w:w="120" w:type="dxa"/>
-              <w:left w:w="192" w:type="dxa"/>
-              <w:bottom w:w="120" w:type="dxa"/>
-              <w:right w:w="-1" w:type="dxa"/>
-            </w:tcMar>
-            <w:vAlign w:val="center"/>
-          </w:tcPr>
-          <w:p>
-            <w:pPr>
-              <w:keepNext/>
-              <w:keepLines w:val="0"/>
-              <w:widowControl/>
-              <w:suppressLineNumbers w:val="0"/>
-              <w:snapToGrid w:val="0"/>
-              <w:spacing w:line="240" w:lineRule="auto"/>
-              <w:ind w:left="0" w:leftChars="0" w:right="0" w:rightChars="0" w:firstLine="0" w:firstLineChars="0"/>
-              <w:jc w:val="center"/>
-              <w:rPr>
-                <w:rFonts w:hint="default" w:ascii="Segoe UI" w:hAnsi="Segoe UI" w:eastAsia="Segoe UI" w:cs="Segoe UI"/>
-                <w:i w:val="0"/>
-                <w:iCs w:val="0"/>
-                <w:caps w:val="0"/>
-                <w:color w:val="0F1115"/>
-                <w:spacing w:val="0"/>
-                <w:sz w:val="18"/>
-                <w:szCs w:val="18"/>
-              </w:rPr>
-            </w:pPr>
-            <w:r>
-              <w:rPr>
-                <w:rFonts w:hint="default" w:ascii="Segoe UI" w:hAnsi="Segoe UI" w:eastAsia="Segoe UI" w:cs="Segoe UI"/>
-                <w:i w:val="0"/>
-                <w:iCs w:val="0"/>
-                <w:caps w:val="0"/>
-                <w:snapToGrid w:val="0"/>
-                <w:color w:val="000000"/>
-                <w:spacing w:val="0"/>
-                <w:kern w:val="0"/>
-                <w:sz w:val="18"/>
-                <w:szCs w:val="18"/>
-                <w:bdr w:val="none" w:color="auto" w:sz="0" w:space="0"/>
-                <w:lang w:val="en-US" w:eastAsia="zh-CN" w:bidi="ar"/>
-              </w:rPr>
-              <w:t>彻底消除电压波动影响</w:t>
             </w:r>
           </w:p>
         </w:tc>
@@ -6430,10 +6025,9 @@
                 <w:kern w:val="0"/>
                 <w:sz w:val="18"/>
                 <w:szCs w:val="18"/>
-                <w:bdr w:val="none" w:color="auto" w:sz="0" w:space="0"/>
                 <w:lang w:val="en-US" w:eastAsia="zh-CN" w:bidi="ar"/>
               </w:rPr>
-              <w:t>自动化恢复</w:t>
+              <w:t>电力质量提升</w:t>
             </w:r>
           </w:p>
         </w:tc>
@@ -6489,10 +6083,9 @@
                 <w:kern w:val="0"/>
                 <w:sz w:val="18"/>
                 <w:szCs w:val="18"/>
-                <w:bdr w:val="none" w:color="auto" w:sz="0" w:space="0"/>
                 <w:lang w:val="en-US" w:eastAsia="zh-CN" w:bidi="ar"/>
               </w:rPr>
-              <w:t>开发并部署故障自愈脚本，覆盖常见软故障场景</w:t>
+              <w:t>为高敏感站点增配在线式UPS与稳压装置</w:t>
             </w:r>
           </w:p>
         </w:tc>
@@ -6548,10 +6141,9 @@
                 <w:kern w:val="0"/>
                 <w:sz w:val="18"/>
                 <w:szCs w:val="18"/>
-                <w:bdr w:val="none" w:color="auto" w:sz="0" w:space="0"/>
                 <w:lang w:val="en-US" w:eastAsia="zh-CN" w:bidi="ar"/>
               </w:rPr>
-              <w:t>运维实施工程师</w:t>
+              <w:t>运维项目经理</w:t>
             </w:r>
           </w:p>
         </w:tc>
@@ -6641,39 +6233,7 @@
                 <w:szCs w:val="18"/>
                 <w:lang w:val="en-US" w:eastAsia="zh-CN" w:bidi="ar"/>
               </w:rPr>
-              <w:t>-</w:t>
-            </w:r>
-            <w:r>
-              <w:rPr>
-                <w:rFonts w:hint="eastAsia" w:ascii="Segoe UI" w:hAnsi="Segoe UI" w:eastAsia="Segoe UI" w:cs="Segoe UI"/>
-                <w:i w:val="0"/>
-                <w:iCs w:val="0"/>
-                <w:caps w:val="0"/>
-                <w:snapToGrid w:val="0"/>
-                <w:color w:val="000000"/>
-                <w:spacing w:val="0"/>
-                <w:kern w:val="0"/>
-                <w:sz w:val="18"/>
-                <w:szCs w:val="18"/>
-                <w:lang w:val="en-US" w:eastAsia="zh-CN" w:bidi="ar"/>
-              </w:rPr>
-              <w:t>3</w:t>
-            </w:r>
-            <w:r>
-              <w:rPr>
-                <w:rFonts w:hint="default" w:ascii="Segoe UI" w:hAnsi="Segoe UI" w:eastAsia="Segoe UI" w:cs="Segoe UI"/>
-                <w:i w:val="0"/>
-                <w:iCs w:val="0"/>
-                <w:caps w:val="0"/>
-                <w:snapToGrid w:val="0"/>
-                <w:color w:val="000000"/>
-                <w:spacing w:val="0"/>
-                <w:kern w:val="0"/>
-                <w:sz w:val="18"/>
-                <w:szCs w:val="18"/>
-                <w:lang w:val="en-US" w:eastAsia="zh-CN" w:bidi="ar"/>
-              </w:rPr>
-              <w:t>-</w:t>
+              <w:t>-1-</w:t>
             </w:r>
             <w:r>
               <w:rPr>
@@ -6745,7 +6305,398 @@
                 <w:kern w:val="0"/>
                 <w:sz w:val="18"/>
                 <w:szCs w:val="18"/>
-                <w:bdr w:val="none" w:color="auto" w:sz="0" w:space="0"/>
+                <w:lang w:val="en-US" w:eastAsia="zh-CN" w:bidi="ar"/>
+              </w:rPr>
+              <w:t>彻底消除电压波动影响</w:t>
+            </w:r>
+          </w:p>
+        </w:tc>
+      </w:tr>
+      <w:tr>
+        <w:tblPrEx>
+          <w:tblBorders>
+            <w:top w:val="none" w:color="auto" w:sz="0" w:space="0"/>
+            <w:left w:val="none" w:color="auto" w:sz="0" w:space="0"/>
+            <w:bottom w:val="none" w:color="auto" w:sz="0" w:space="0"/>
+            <w:right w:val="none" w:color="auto" w:sz="0" w:space="0"/>
+            <w:insideH w:val="none" w:color="auto" w:sz="0" w:space="0"/>
+            <w:insideV w:val="none" w:color="auto" w:sz="0" w:space="0"/>
+          </w:tblBorders>
+          <w:tblCellMar>
+            <w:top w:w="15" w:type="dxa"/>
+            <w:left w:w="15" w:type="dxa"/>
+            <w:bottom w:w="15" w:type="dxa"/>
+            <w:right w:w="15" w:type="dxa"/>
+          </w:tblCellMar>
+        </w:tblPrEx>
+        <w:trPr>
+          <w:trHeight w:val="0" w:hRule="atLeast"/>
+          <w:jc w:val="center"/>
+        </w:trPr>
+        <w:tc>
+          <w:tcPr>
+            <w:tcW w:w="1328" w:type="dxa"/>
+            <w:tcBorders>
+              <w:top w:val="single" w:color="auto" w:sz="4" w:space="0"/>
+              <w:left w:val="single" w:color="auto" w:sz="12" w:space="0"/>
+              <w:bottom w:val="nil"/>
+              <w:right w:val="nil"/>
+            </w:tcBorders>
+            <w:shd w:val="clear" w:color="auto" w:fill="FFFFFF"/>
+            <w:noWrap w:val="0"/>
+            <w:tcMar>
+              <w:top w:w="120" w:type="dxa"/>
+              <w:left w:w="-1" w:type="dxa"/>
+              <w:bottom w:w="120" w:type="dxa"/>
+              <w:right w:w="192" w:type="dxa"/>
+            </w:tcMar>
+            <w:vAlign w:val="center"/>
+          </w:tcPr>
+          <w:p>
+            <w:pPr>
+              <w:keepNext/>
+              <w:keepLines w:val="0"/>
+              <w:widowControl/>
+              <w:suppressLineNumbers w:val="0"/>
+              <w:snapToGrid w:val="0"/>
+              <w:spacing w:line="240" w:lineRule="auto"/>
+              <w:ind w:left="0" w:leftChars="0" w:right="0" w:rightChars="0" w:firstLine="0" w:firstLineChars="0"/>
+              <w:jc w:val="center"/>
+              <w:rPr>
+                <w:rFonts w:hint="default" w:ascii="Segoe UI" w:hAnsi="Segoe UI" w:eastAsia="Segoe UI" w:cs="Segoe UI"/>
+                <w:i w:val="0"/>
+                <w:iCs w:val="0"/>
+                <w:caps w:val="0"/>
+                <w:color w:val="0F1115"/>
+                <w:spacing w:val="0"/>
+                <w:sz w:val="18"/>
+                <w:szCs w:val="18"/>
+              </w:rPr>
+            </w:pPr>
+            <w:r>
+              <w:rPr>
+                <w:rFonts w:hint="default" w:ascii="Segoe UI" w:hAnsi="Segoe UI" w:eastAsia="Segoe UI" w:cs="Segoe UI"/>
+                <w:i w:val="0"/>
+                <w:iCs w:val="0"/>
+                <w:caps w:val="0"/>
+                <w:snapToGrid w:val="0"/>
+                <w:color w:val="000000"/>
+                <w:spacing w:val="0"/>
+                <w:kern w:val="0"/>
+                <w:sz w:val="18"/>
+                <w:szCs w:val="18"/>
+                <w:lang w:val="en-US" w:eastAsia="zh-CN" w:bidi="ar"/>
+              </w:rPr>
+              <w:t>自动化恢复</w:t>
+            </w:r>
+          </w:p>
+        </w:tc>
+        <w:tc>
+          <w:tcPr>
+            <w:tcW w:w="2812" w:type="dxa"/>
+            <w:tcBorders>
+              <w:top w:val="single" w:color="auto" w:sz="4" w:space="0"/>
+              <w:left w:val="single" w:color="auto" w:sz="4" w:space="0"/>
+              <w:bottom w:val="nil"/>
+              <w:right w:val="nil"/>
+            </w:tcBorders>
+            <w:shd w:val="clear" w:color="auto" w:fill="FFFFFF"/>
+            <w:noWrap w:val="0"/>
+            <w:tcMar>
+              <w:top w:w="120" w:type="dxa"/>
+              <w:left w:w="192" w:type="dxa"/>
+              <w:bottom w:w="120" w:type="dxa"/>
+              <w:right w:w="192" w:type="dxa"/>
+            </w:tcMar>
+            <w:vAlign w:val="center"/>
+          </w:tcPr>
+          <w:p>
+            <w:pPr>
+              <w:keepNext/>
+              <w:keepLines w:val="0"/>
+              <w:widowControl/>
+              <w:suppressLineNumbers w:val="0"/>
+              <w:snapToGrid w:val="0"/>
+              <w:spacing w:line="240" w:lineRule="auto"/>
+              <w:ind w:left="0" w:leftChars="0" w:right="0" w:rightChars="0" w:firstLine="0" w:firstLineChars="0"/>
+              <w:jc w:val="center"/>
+              <w:rPr>
+                <w:rFonts w:hint="default" w:ascii="Segoe UI" w:hAnsi="Segoe UI" w:eastAsia="Segoe UI" w:cs="Segoe UI"/>
+                <w:i w:val="0"/>
+                <w:iCs w:val="0"/>
+                <w:caps w:val="0"/>
+                <w:color w:val="0F1115"/>
+                <w:spacing w:val="0"/>
+                <w:sz w:val="18"/>
+                <w:szCs w:val="18"/>
+              </w:rPr>
+            </w:pPr>
+            <w:r>
+              <w:rPr>
+                <w:rFonts w:hint="default" w:ascii="Segoe UI" w:hAnsi="Segoe UI" w:eastAsia="Segoe UI" w:cs="Segoe UI"/>
+                <w:i w:val="0"/>
+                <w:iCs w:val="0"/>
+                <w:caps w:val="0"/>
+                <w:snapToGrid w:val="0"/>
+                <w:color w:val="000000"/>
+                <w:spacing w:val="0"/>
+                <w:kern w:val="0"/>
+                <w:sz w:val="18"/>
+                <w:szCs w:val="18"/>
+                <w:lang w:val="en-US" w:eastAsia="zh-CN" w:bidi="ar"/>
+              </w:rPr>
+              <w:t>开发并部署故障自愈脚本，覆盖常见软故障场景</w:t>
+            </w:r>
+          </w:p>
+        </w:tc>
+        <w:tc>
+          <w:tcPr>
+            <w:tcW w:w="1295" w:type="dxa"/>
+            <w:tcBorders>
+              <w:top w:val="single" w:color="auto" w:sz="4" w:space="0"/>
+              <w:left w:val="single" w:color="auto" w:sz="4" w:space="0"/>
+              <w:bottom w:val="nil"/>
+              <w:right w:val="nil"/>
+            </w:tcBorders>
+            <w:shd w:val="clear" w:color="auto" w:fill="FFFFFF"/>
+            <w:noWrap w:val="0"/>
+            <w:tcMar>
+              <w:top w:w="120" w:type="dxa"/>
+              <w:left w:w="192" w:type="dxa"/>
+              <w:bottom w:w="120" w:type="dxa"/>
+              <w:right w:w="192" w:type="dxa"/>
+            </w:tcMar>
+            <w:vAlign w:val="center"/>
+          </w:tcPr>
+          <w:p>
+            <w:pPr>
+              <w:keepNext/>
+              <w:keepLines w:val="0"/>
+              <w:widowControl/>
+              <w:suppressLineNumbers w:val="0"/>
+              <w:snapToGrid w:val="0"/>
+              <w:spacing w:line="240" w:lineRule="auto"/>
+              <w:ind w:left="0" w:leftChars="0" w:right="0" w:rightChars="0" w:firstLine="0" w:firstLineChars="0"/>
+              <w:jc w:val="center"/>
+              <w:rPr>
+                <w:rFonts w:hint="default" w:ascii="Segoe UI" w:hAnsi="Segoe UI" w:eastAsia="Segoe UI" w:cs="Segoe UI"/>
+                <w:i w:val="0"/>
+                <w:iCs w:val="0"/>
+                <w:caps w:val="0"/>
+                <w:color w:val="0F1115"/>
+                <w:spacing w:val="0"/>
+                <w:sz w:val="18"/>
+                <w:szCs w:val="18"/>
+              </w:rPr>
+            </w:pPr>
+            <w:r>
+              <w:rPr>
+                <w:rFonts w:hint="default" w:ascii="Segoe UI" w:hAnsi="Segoe UI" w:eastAsia="Segoe UI" w:cs="Segoe UI"/>
+                <w:i w:val="0"/>
+                <w:iCs w:val="0"/>
+                <w:caps w:val="0"/>
+                <w:snapToGrid w:val="0"/>
+                <w:color w:val="000000"/>
+                <w:spacing w:val="0"/>
+                <w:kern w:val="0"/>
+                <w:sz w:val="18"/>
+                <w:szCs w:val="18"/>
+                <w:lang w:val="en-US" w:eastAsia="zh-CN" w:bidi="ar"/>
+              </w:rPr>
+              <w:t>运维实施工程师</w:t>
+            </w:r>
+          </w:p>
+        </w:tc>
+        <w:tc>
+          <w:tcPr>
+            <w:tcW w:w="1100" w:type="dxa"/>
+            <w:tcBorders>
+              <w:top w:val="single" w:color="auto" w:sz="4" w:space="0"/>
+              <w:left w:val="single" w:color="auto" w:sz="4" w:space="0"/>
+              <w:bottom w:val="nil"/>
+              <w:right w:val="nil"/>
+            </w:tcBorders>
+            <w:shd w:val="clear" w:color="auto" w:fill="FFFFFF"/>
+            <w:noWrap w:val="0"/>
+            <w:tcMar>
+              <w:top w:w="120" w:type="dxa"/>
+              <w:left w:w="192" w:type="dxa"/>
+              <w:bottom w:w="120" w:type="dxa"/>
+              <w:right w:w="192" w:type="dxa"/>
+            </w:tcMar>
+            <w:vAlign w:val="center"/>
+          </w:tcPr>
+          <w:p>
+            <w:pPr>
+              <w:keepNext/>
+              <w:keepLines w:val="0"/>
+              <w:widowControl/>
+              <w:suppressLineNumbers w:val="0"/>
+              <w:snapToGrid w:val="0"/>
+              <w:spacing w:line="240" w:lineRule="auto"/>
+              <w:ind w:left="0" w:leftChars="0" w:right="0" w:rightChars="0" w:firstLine="0" w:firstLineChars="0"/>
+              <w:jc w:val="center"/>
+              <w:rPr>
+                <w:rFonts w:hint="default" w:ascii="Segoe UI" w:hAnsi="Segoe UI" w:eastAsia="Segoe UI" w:cs="Segoe UI"/>
+                <w:i w:val="0"/>
+                <w:iCs w:val="0"/>
+                <w:caps w:val="0"/>
+                <w:color w:val="0F1115"/>
+                <w:spacing w:val="0"/>
+                <w:sz w:val="18"/>
+                <w:szCs w:val="18"/>
+              </w:rPr>
+            </w:pPr>
+            <w:r>
+              <w:rPr>
+                <w:rFonts w:hint="default" w:ascii="Segoe UI" w:hAnsi="Segoe UI" w:eastAsia="Segoe UI" w:cs="Segoe UI"/>
+                <w:i w:val="0"/>
+                <w:iCs w:val="0"/>
+                <w:caps w:val="0"/>
+                <w:snapToGrid w:val="0"/>
+                <w:color w:val="000000"/>
+                <w:spacing w:val="0"/>
+                <w:kern w:val="0"/>
+                <w:sz w:val="18"/>
+                <w:szCs w:val="18"/>
+                <w:lang w:val="en-US" w:eastAsia="zh-CN" w:bidi="ar"/>
+              </w:rPr>
+              <w:t>202</w:t>
+            </w:r>
+            <w:r>
+              <w:rPr>
+                <w:rFonts w:hint="eastAsia" w:ascii="Segoe UI" w:hAnsi="Segoe UI" w:eastAsia="Segoe UI" w:cs="Segoe UI"/>
+                <w:i w:val="0"/>
+                <w:iCs w:val="0"/>
+                <w:caps w:val="0"/>
+                <w:snapToGrid w:val="0"/>
+                <w:color w:val="000000"/>
+                <w:spacing w:val="0"/>
+                <w:kern w:val="0"/>
+                <w:sz w:val="18"/>
+                <w:szCs w:val="18"/>
+                <w:lang w:val="en-US" w:eastAsia="zh-CN" w:bidi="ar"/>
+              </w:rPr>
+              <w:t>6</w:t>
+            </w:r>
+            <w:r>
+              <w:rPr>
+                <w:rFonts w:hint="default" w:ascii="Segoe UI" w:hAnsi="Segoe UI" w:eastAsia="Segoe UI" w:cs="Segoe UI"/>
+                <w:i w:val="0"/>
+                <w:iCs w:val="0"/>
+                <w:caps w:val="0"/>
+                <w:snapToGrid w:val="0"/>
+                <w:color w:val="000000"/>
+                <w:spacing w:val="0"/>
+                <w:kern w:val="0"/>
+                <w:sz w:val="18"/>
+                <w:szCs w:val="18"/>
+                <w:lang w:val="en-US" w:eastAsia="zh-CN" w:bidi="ar"/>
+              </w:rPr>
+              <w:t>-</w:t>
+            </w:r>
+            <w:r>
+              <w:rPr>
+                <w:rFonts w:hint="eastAsia" w:ascii="Segoe UI" w:hAnsi="Segoe UI" w:eastAsia="Segoe UI" w:cs="Segoe UI"/>
+                <w:i w:val="0"/>
+                <w:iCs w:val="0"/>
+                <w:caps w:val="0"/>
+                <w:snapToGrid w:val="0"/>
+                <w:color w:val="000000"/>
+                <w:spacing w:val="0"/>
+                <w:kern w:val="0"/>
+                <w:sz w:val="18"/>
+                <w:szCs w:val="18"/>
+                <w:lang w:val="en-US" w:eastAsia="zh-CN" w:bidi="ar"/>
+              </w:rPr>
+              <w:t>3</w:t>
+            </w:r>
+            <w:r>
+              <w:rPr>
+                <w:rFonts w:hint="default" w:ascii="Segoe UI" w:hAnsi="Segoe UI" w:eastAsia="Segoe UI" w:cs="Segoe UI"/>
+                <w:i w:val="0"/>
+                <w:iCs w:val="0"/>
+                <w:caps w:val="0"/>
+                <w:snapToGrid w:val="0"/>
+                <w:color w:val="000000"/>
+                <w:spacing w:val="0"/>
+                <w:kern w:val="0"/>
+                <w:sz w:val="18"/>
+                <w:szCs w:val="18"/>
+                <w:lang w:val="en-US" w:eastAsia="zh-CN" w:bidi="ar"/>
+              </w:rPr>
+              <w:t>-</w:t>
+            </w:r>
+            <w:r>
+              <w:rPr>
+                <w:rFonts w:hint="eastAsia" w:ascii="Segoe UI" w:hAnsi="Segoe UI" w:eastAsia="Segoe UI" w:cs="Segoe UI"/>
+                <w:i w:val="0"/>
+                <w:iCs w:val="0"/>
+                <w:caps w:val="0"/>
+                <w:snapToGrid w:val="0"/>
+                <w:color w:val="000000"/>
+                <w:spacing w:val="0"/>
+                <w:kern w:val="0"/>
+                <w:sz w:val="18"/>
+                <w:szCs w:val="18"/>
+                <w:lang w:val="en-US" w:eastAsia="zh-CN" w:bidi="ar"/>
+              </w:rPr>
+              <w:t>15</w:t>
+            </w:r>
+          </w:p>
+        </w:tc>
+        <w:tc>
+          <w:tcPr>
+            <w:tcW w:w="1987" w:type="dxa"/>
+            <w:tcBorders>
+              <w:top w:val="single" w:color="auto" w:sz="4" w:space="0"/>
+              <w:left w:val="single" w:color="auto" w:sz="4" w:space="0"/>
+              <w:bottom w:val="nil"/>
+              <w:right w:val="single" w:color="auto" w:sz="12" w:space="0"/>
+            </w:tcBorders>
+            <w:shd w:val="clear" w:color="auto" w:fill="FFFFFF"/>
+            <w:noWrap w:val="0"/>
+            <w:tcMar>
+              <w:top w:w="120" w:type="dxa"/>
+              <w:left w:w="192" w:type="dxa"/>
+              <w:bottom w:w="120" w:type="dxa"/>
+              <w:right w:w="-1" w:type="dxa"/>
+            </w:tcMar>
+            <w:vAlign w:val="center"/>
+          </w:tcPr>
+          <w:p>
+            <w:pPr>
+              <w:keepNext/>
+              <w:keepLines w:val="0"/>
+              <w:widowControl/>
+              <w:suppressLineNumbers w:val="0"/>
+              <w:snapToGrid w:val="0"/>
+              <w:spacing w:line="240" w:lineRule="auto"/>
+              <w:ind w:left="0" w:leftChars="0" w:right="0" w:rightChars="0" w:firstLine="0" w:firstLineChars="0"/>
+              <w:jc w:val="center"/>
+              <w:rPr>
+                <w:rFonts w:hint="default" w:ascii="Segoe UI" w:hAnsi="Segoe UI" w:eastAsia="Segoe UI" w:cs="Segoe UI"/>
+                <w:i w:val="0"/>
+                <w:iCs w:val="0"/>
+                <w:caps w:val="0"/>
+                <w:color w:val="0F1115"/>
+                <w:spacing w:val="0"/>
+                <w:sz w:val="18"/>
+                <w:szCs w:val="18"/>
+              </w:rPr>
+            </w:pPr>
+            <w:r>
+              <w:rPr>
+                <w:rFonts w:hint="default" w:ascii="Segoe UI" w:hAnsi="Segoe UI" w:eastAsia="Segoe UI" w:cs="Segoe UI"/>
+                <w:i w:val="0"/>
+                <w:iCs w:val="0"/>
+                <w:caps w:val="0"/>
+                <w:snapToGrid w:val="0"/>
+                <w:color w:val="000000"/>
+                <w:spacing w:val="0"/>
+                <w:kern w:val="0"/>
+                <w:sz w:val="18"/>
+                <w:szCs w:val="18"/>
                 <w:lang w:val="en-US" w:eastAsia="zh-CN" w:bidi="ar"/>
               </w:rPr>
               <w:t>将平均恢复时间缩短至5分钟内</w:t>
@@ -6827,7 +6778,6 @@
                 <w:kern w:val="0"/>
                 <w:sz w:val="18"/>
                 <w:szCs w:val="18"/>
-                <w:bdr w:val="none" w:color="auto" w:sz="0" w:space="0"/>
                 <w:lang w:val="en-US" w:eastAsia="zh-CN" w:bidi="ar"/>
               </w:rPr>
               <w:t>用户无感升级</w:t>
@@ -6886,7 +6836,6 @@
                 <w:kern w:val="0"/>
                 <w:sz w:val="18"/>
                 <w:szCs w:val="18"/>
-                <w:bdr w:val="none" w:color="auto" w:sz="0" w:space="0"/>
                 <w:lang w:val="en-US" w:eastAsia="zh-CN" w:bidi="ar"/>
               </w:rPr>
               <w:t>实施业务不中断的系统升级与配置变更流程</w:t>
@@ -6945,7 +6894,6 @@
                 <w:kern w:val="0"/>
                 <w:sz w:val="18"/>
                 <w:szCs w:val="18"/>
-                <w:bdr w:val="none" w:color="auto" w:sz="0" w:space="0"/>
                 <w:lang w:val="en-US" w:eastAsia="zh-CN" w:bidi="ar"/>
               </w:rPr>
               <w:t>技术架构组</w:t>
@@ -7142,7 +7090,6 @@
                 <w:kern w:val="0"/>
                 <w:sz w:val="18"/>
                 <w:szCs w:val="18"/>
-                <w:bdr w:val="none" w:color="auto" w:sz="0" w:space="0"/>
                 <w:lang w:val="en-US" w:eastAsia="zh-CN" w:bidi="ar"/>
               </w:rPr>
               <w:t>计划内维护不影响可用性计算</w:t>

--- a/6-过程管理/运行记录类文件/060207-盐都区新能源汽车充电站建设项目-服务可用性和连续性管理报告.docx
+++ b/6-过程管理/运行记录类文件/060207-盐都区新能源汽车充电站建设项目-服务可用性和连续性管理报告.docx
@@ -440,8 +440,10 @@
                 <w:spacing w:val="-1"/>
                 <w:lang w:val="en-US" w:eastAsia="zh-CN"/>
               </w:rPr>
-              <w:t>容量管理计划</w:t>
-            </w:r>
+              <w:t>服务可用性和连续性管理报告</w:t>
+            </w:r>
+            <w:bookmarkStart w:id="19" w:name="_GoBack"/>
+            <w:bookmarkEnd w:id="19"/>
             <w:r>
               <w:rPr>
                 <w:spacing w:val="-1"/>
@@ -1831,8 +1833,6 @@
             </w:rPr>
             <w:t>文档信息</w:t>
           </w:r>
-          <w:bookmarkStart w:id="19" w:name="_GoBack"/>
-          <w:bookmarkEnd w:id="19"/>
           <w:r>
             <w:tab/>
           </w:r>
@@ -2652,6 +2652,7 @@
             <w:insideH w:val="none" w:color="auto" w:sz="0" w:space="0"/>
             <w:insideV w:val="none" w:color="auto" w:sz="0" w:space="0"/>
           </w:tblBorders>
+          <w:shd w:val="clear" w:color="auto" w:fill="FFFFFF"/>
           <w:tblCellMar>
             <w:top w:w="15" w:type="dxa"/>
             <w:left w:w="15" w:type="dxa"/>
@@ -4256,7 +4257,6 @@
             <w:insideH w:val="none" w:color="auto" w:sz="0" w:space="0"/>
             <w:insideV w:val="none" w:color="auto" w:sz="0" w:space="0"/>
           </w:tblBorders>
-          <w:shd w:val="clear" w:color="auto" w:fill="FFFFFF"/>
           <w:tblCellMar>
             <w:top w:w="15" w:type="dxa"/>
             <w:left w:w="15" w:type="dxa"/>
@@ -4460,7 +4460,6 @@
             <w:insideH w:val="none" w:color="auto" w:sz="0" w:space="0"/>
             <w:insideV w:val="none" w:color="auto" w:sz="0" w:space="0"/>
           </w:tblBorders>
-          <w:shd w:val="clear" w:color="auto" w:fill="FFFFFF"/>
           <w:tblCellMar>
             <w:top w:w="15" w:type="dxa"/>
             <w:left w:w="15" w:type="dxa"/>
@@ -4657,7 +4656,6 @@
             <w:insideH w:val="none" w:color="auto" w:sz="0" w:space="0"/>
             <w:insideV w:val="none" w:color="auto" w:sz="0" w:space="0"/>
           </w:tblBorders>
-          <w:shd w:val="clear" w:color="auto" w:fill="FFFFFF"/>
           <w:tblCellMar>
             <w:top w:w="15" w:type="dxa"/>
             <w:left w:w="15" w:type="dxa"/>
@@ -4854,7 +4852,6 @@
             <w:insideH w:val="none" w:color="auto" w:sz="0" w:space="0"/>
             <w:insideV w:val="none" w:color="auto" w:sz="0" w:space="0"/>
           </w:tblBorders>
-          <w:shd w:val="clear" w:color="auto" w:fill="FFFFFF"/>
           <w:tblCellMar>
             <w:top w:w="15" w:type="dxa"/>
             <w:left w:w="15" w:type="dxa"/>
@@ -5275,7 +5272,6 @@
             <w:insideH w:val="none" w:color="auto" w:sz="0" w:space="0"/>
             <w:insideV w:val="none" w:color="auto" w:sz="0" w:space="0"/>
           </w:tblBorders>
-          <w:shd w:val="clear" w:color="auto" w:fill="FFFFFF"/>
           <w:tblCellMar>
             <w:top w:w="15" w:type="dxa"/>
             <w:left w:w="15" w:type="dxa"/>
@@ -5585,729 +5581,6 @@
                 <w:lang w:val="en-US" w:eastAsia="zh-CN" w:bidi="ar"/>
               </w:rPr>
               <w:t>预期效果</w:t>
-            </w:r>
-          </w:p>
-        </w:tc>
-      </w:tr>
-      <w:tr>
-        <w:tblPrEx>
-          <w:tblBorders>
-            <w:top w:val="none" w:color="auto" w:sz="0" w:space="0"/>
-            <w:left w:val="none" w:color="auto" w:sz="0" w:space="0"/>
-            <w:bottom w:val="none" w:color="auto" w:sz="0" w:space="0"/>
-            <w:right w:val="none" w:color="auto" w:sz="0" w:space="0"/>
-            <w:insideH w:val="none" w:color="auto" w:sz="0" w:space="0"/>
-            <w:insideV w:val="none" w:color="auto" w:sz="0" w:space="0"/>
-          </w:tblBorders>
-          <w:shd w:val="clear" w:color="auto" w:fill="FFFFFF"/>
-          <w:tblCellMar>
-            <w:top w:w="15" w:type="dxa"/>
-            <w:left w:w="15" w:type="dxa"/>
-            <w:bottom w:w="15" w:type="dxa"/>
-            <w:right w:w="15" w:type="dxa"/>
-          </w:tblCellMar>
-        </w:tblPrEx>
-        <w:trPr>
-          <w:trHeight w:val="0" w:hRule="atLeast"/>
-          <w:jc w:val="center"/>
-        </w:trPr>
-        <w:tc>
-          <w:tcPr>
-            <w:tcW w:w="1328" w:type="dxa"/>
-            <w:tcBorders>
-              <w:top w:val="single" w:color="auto" w:sz="4" w:space="0"/>
-              <w:left w:val="single" w:color="auto" w:sz="12" w:space="0"/>
-              <w:bottom w:val="nil"/>
-              <w:right w:val="nil"/>
-            </w:tcBorders>
-            <w:shd w:val="clear" w:color="auto" w:fill="FFFFFF"/>
-            <w:noWrap w:val="0"/>
-            <w:tcMar>
-              <w:top w:w="120" w:type="dxa"/>
-              <w:left w:w="-1" w:type="dxa"/>
-              <w:bottom w:w="120" w:type="dxa"/>
-              <w:right w:w="192" w:type="dxa"/>
-            </w:tcMar>
-            <w:vAlign w:val="center"/>
-          </w:tcPr>
-          <w:p>
-            <w:pPr>
-              <w:keepNext/>
-              <w:keepLines w:val="0"/>
-              <w:widowControl/>
-              <w:suppressLineNumbers w:val="0"/>
-              <w:snapToGrid w:val="0"/>
-              <w:spacing w:line="240" w:lineRule="auto"/>
-              <w:ind w:left="0" w:leftChars="0" w:right="0" w:rightChars="0" w:firstLine="0" w:firstLineChars="0"/>
-              <w:jc w:val="center"/>
-              <w:rPr>
-                <w:rFonts w:hint="default" w:ascii="Segoe UI" w:hAnsi="Segoe UI" w:eastAsia="Segoe UI" w:cs="Segoe UI"/>
-                <w:i w:val="0"/>
-                <w:iCs w:val="0"/>
-                <w:caps w:val="0"/>
-                <w:color w:val="0F1115"/>
-                <w:spacing w:val="0"/>
-                <w:sz w:val="18"/>
-                <w:szCs w:val="18"/>
-              </w:rPr>
-            </w:pPr>
-            <w:r>
-              <w:rPr>
-                <w:rFonts w:hint="default" w:ascii="Segoe UI" w:hAnsi="Segoe UI" w:eastAsia="Segoe UI" w:cs="Segoe UI"/>
-                <w:i w:val="0"/>
-                <w:iCs w:val="0"/>
-                <w:caps w:val="0"/>
-                <w:snapToGrid w:val="0"/>
-                <w:color w:val="000000"/>
-                <w:spacing w:val="0"/>
-                <w:kern w:val="0"/>
-                <w:sz w:val="18"/>
-                <w:szCs w:val="18"/>
-                <w:lang w:val="en-US" w:eastAsia="zh-CN" w:bidi="ar"/>
-              </w:rPr>
-              <w:t>网络优化</w:t>
-            </w:r>
-          </w:p>
-        </w:tc>
-        <w:tc>
-          <w:tcPr>
-            <w:tcW w:w="2812" w:type="dxa"/>
-            <w:tcBorders>
-              <w:top w:val="single" w:color="auto" w:sz="4" w:space="0"/>
-              <w:left w:val="single" w:color="auto" w:sz="4" w:space="0"/>
-              <w:bottom w:val="nil"/>
-              <w:right w:val="nil"/>
-            </w:tcBorders>
-            <w:shd w:val="clear" w:color="auto" w:fill="FFFFFF"/>
-            <w:noWrap w:val="0"/>
-            <w:tcMar>
-              <w:top w:w="120" w:type="dxa"/>
-              <w:left w:w="192" w:type="dxa"/>
-              <w:bottom w:w="120" w:type="dxa"/>
-              <w:right w:w="192" w:type="dxa"/>
-            </w:tcMar>
-            <w:vAlign w:val="center"/>
-          </w:tcPr>
-          <w:p>
-            <w:pPr>
-              <w:keepNext/>
-              <w:keepLines w:val="0"/>
-              <w:widowControl/>
-              <w:suppressLineNumbers w:val="0"/>
-              <w:snapToGrid w:val="0"/>
-              <w:spacing w:line="240" w:lineRule="auto"/>
-              <w:ind w:left="0" w:leftChars="0" w:right="0" w:rightChars="0" w:firstLine="0" w:firstLineChars="0"/>
-              <w:jc w:val="center"/>
-              <w:rPr>
-                <w:rFonts w:hint="default" w:ascii="Segoe UI" w:hAnsi="Segoe UI" w:eastAsia="Segoe UI" w:cs="Segoe UI"/>
-                <w:i w:val="0"/>
-                <w:iCs w:val="0"/>
-                <w:caps w:val="0"/>
-                <w:color w:val="0F1115"/>
-                <w:spacing w:val="0"/>
-                <w:sz w:val="18"/>
-                <w:szCs w:val="18"/>
-              </w:rPr>
-            </w:pPr>
-            <w:r>
-              <w:rPr>
-                <w:rFonts w:hint="default" w:ascii="Segoe UI" w:hAnsi="Segoe UI" w:eastAsia="Segoe UI" w:cs="Segoe UI"/>
-                <w:i w:val="0"/>
-                <w:iCs w:val="0"/>
-                <w:caps w:val="0"/>
-                <w:snapToGrid w:val="0"/>
-                <w:color w:val="000000"/>
-                <w:spacing w:val="0"/>
-                <w:kern w:val="0"/>
-                <w:sz w:val="18"/>
-                <w:szCs w:val="18"/>
-                <w:lang w:val="en-US" w:eastAsia="zh-CN" w:bidi="ar"/>
-              </w:rPr>
-              <w:t>部署SD-WAN，实现多链路智能切换与优化</w:t>
-            </w:r>
-          </w:p>
-        </w:tc>
-        <w:tc>
-          <w:tcPr>
-            <w:tcW w:w="1295" w:type="dxa"/>
-            <w:tcBorders>
-              <w:top w:val="single" w:color="auto" w:sz="4" w:space="0"/>
-              <w:left w:val="single" w:color="auto" w:sz="4" w:space="0"/>
-              <w:bottom w:val="nil"/>
-              <w:right w:val="nil"/>
-            </w:tcBorders>
-            <w:shd w:val="clear" w:color="auto" w:fill="FFFFFF"/>
-            <w:noWrap w:val="0"/>
-            <w:tcMar>
-              <w:top w:w="120" w:type="dxa"/>
-              <w:left w:w="192" w:type="dxa"/>
-              <w:bottom w:w="120" w:type="dxa"/>
-              <w:right w:w="192" w:type="dxa"/>
-            </w:tcMar>
-            <w:vAlign w:val="center"/>
-          </w:tcPr>
-          <w:p>
-            <w:pPr>
-              <w:keepNext/>
-              <w:keepLines w:val="0"/>
-              <w:widowControl/>
-              <w:suppressLineNumbers w:val="0"/>
-              <w:snapToGrid w:val="0"/>
-              <w:spacing w:line="240" w:lineRule="auto"/>
-              <w:ind w:left="0" w:leftChars="0" w:right="0" w:rightChars="0" w:firstLine="0" w:firstLineChars="0"/>
-              <w:jc w:val="center"/>
-              <w:rPr>
-                <w:rFonts w:hint="default" w:ascii="Segoe UI" w:hAnsi="Segoe UI" w:eastAsia="Segoe UI" w:cs="Segoe UI"/>
-                <w:i w:val="0"/>
-                <w:iCs w:val="0"/>
-                <w:caps w:val="0"/>
-                <w:color w:val="0F1115"/>
-                <w:spacing w:val="0"/>
-                <w:sz w:val="18"/>
-                <w:szCs w:val="18"/>
-              </w:rPr>
-            </w:pPr>
-            <w:r>
-              <w:rPr>
-                <w:rFonts w:hint="default" w:ascii="Segoe UI" w:hAnsi="Segoe UI" w:eastAsia="Segoe UI" w:cs="Segoe UI"/>
-                <w:i w:val="0"/>
-                <w:iCs w:val="0"/>
-                <w:caps w:val="0"/>
-                <w:snapToGrid w:val="0"/>
-                <w:color w:val="000000"/>
-                <w:spacing w:val="0"/>
-                <w:kern w:val="0"/>
-                <w:sz w:val="18"/>
-                <w:szCs w:val="18"/>
-                <w:lang w:val="en-US" w:eastAsia="zh-CN" w:bidi="ar"/>
-              </w:rPr>
-              <w:t>运维部经理</w:t>
-            </w:r>
-          </w:p>
-        </w:tc>
-        <w:tc>
-          <w:tcPr>
-            <w:tcW w:w="1100" w:type="dxa"/>
-            <w:tcBorders>
-              <w:top w:val="single" w:color="auto" w:sz="4" w:space="0"/>
-              <w:left w:val="single" w:color="auto" w:sz="4" w:space="0"/>
-              <w:bottom w:val="nil"/>
-              <w:right w:val="nil"/>
-            </w:tcBorders>
-            <w:shd w:val="clear" w:color="auto" w:fill="FFFFFF"/>
-            <w:noWrap w:val="0"/>
-            <w:tcMar>
-              <w:top w:w="120" w:type="dxa"/>
-              <w:left w:w="192" w:type="dxa"/>
-              <w:bottom w:w="120" w:type="dxa"/>
-              <w:right w:w="192" w:type="dxa"/>
-            </w:tcMar>
-            <w:vAlign w:val="center"/>
-          </w:tcPr>
-          <w:p>
-            <w:pPr>
-              <w:keepNext/>
-              <w:keepLines w:val="0"/>
-              <w:widowControl/>
-              <w:suppressLineNumbers w:val="0"/>
-              <w:snapToGrid w:val="0"/>
-              <w:spacing w:line="240" w:lineRule="auto"/>
-              <w:ind w:left="0" w:leftChars="0" w:right="0" w:rightChars="0" w:firstLine="0" w:firstLineChars="0"/>
-              <w:jc w:val="center"/>
-              <w:rPr>
-                <w:rFonts w:hint="default" w:ascii="Segoe UI" w:hAnsi="Segoe UI" w:eastAsia="Segoe UI" w:cs="Segoe UI"/>
-                <w:i w:val="0"/>
-                <w:iCs w:val="0"/>
-                <w:caps w:val="0"/>
-                <w:color w:val="0F1115"/>
-                <w:spacing w:val="0"/>
-                <w:sz w:val="18"/>
-                <w:szCs w:val="18"/>
-                <w:lang w:val="en-US"/>
-              </w:rPr>
-            </w:pPr>
-            <w:r>
-              <w:rPr>
-                <w:rFonts w:hint="default" w:ascii="Segoe UI" w:hAnsi="Segoe UI" w:eastAsia="Segoe UI" w:cs="Segoe UI"/>
-                <w:i w:val="0"/>
-                <w:iCs w:val="0"/>
-                <w:caps w:val="0"/>
-                <w:snapToGrid w:val="0"/>
-                <w:color w:val="000000"/>
-                <w:spacing w:val="0"/>
-                <w:kern w:val="0"/>
-                <w:sz w:val="18"/>
-                <w:szCs w:val="18"/>
-                <w:lang w:val="en-US" w:eastAsia="zh-CN" w:bidi="ar"/>
-              </w:rPr>
-              <w:t>202</w:t>
-            </w:r>
-            <w:r>
-              <w:rPr>
-                <w:rFonts w:hint="eastAsia" w:ascii="Segoe UI" w:hAnsi="Segoe UI" w:eastAsia="Segoe UI" w:cs="Segoe UI"/>
-                <w:i w:val="0"/>
-                <w:iCs w:val="0"/>
-                <w:caps w:val="0"/>
-                <w:snapToGrid w:val="0"/>
-                <w:color w:val="000000"/>
-                <w:spacing w:val="0"/>
-                <w:kern w:val="0"/>
-                <w:sz w:val="18"/>
-                <w:szCs w:val="18"/>
-                <w:lang w:val="en-US" w:eastAsia="zh-CN" w:bidi="ar"/>
-              </w:rPr>
-              <w:t>6</w:t>
-            </w:r>
-            <w:r>
-              <w:rPr>
-                <w:rFonts w:hint="default" w:ascii="Segoe UI" w:hAnsi="Segoe UI" w:eastAsia="Segoe UI" w:cs="Segoe UI"/>
-                <w:i w:val="0"/>
-                <w:iCs w:val="0"/>
-                <w:caps w:val="0"/>
-                <w:snapToGrid w:val="0"/>
-                <w:color w:val="000000"/>
-                <w:spacing w:val="0"/>
-                <w:kern w:val="0"/>
-                <w:sz w:val="18"/>
-                <w:szCs w:val="18"/>
-                <w:lang w:val="en-US" w:eastAsia="zh-CN" w:bidi="ar"/>
-              </w:rPr>
-              <w:t>-1-</w:t>
-            </w:r>
-            <w:r>
-              <w:rPr>
-                <w:rFonts w:hint="eastAsia" w:ascii="Segoe UI" w:hAnsi="Segoe UI" w:eastAsia="Segoe UI" w:cs="Segoe UI"/>
-                <w:i w:val="0"/>
-                <w:iCs w:val="0"/>
-                <w:caps w:val="0"/>
-                <w:snapToGrid w:val="0"/>
-                <w:color w:val="000000"/>
-                <w:spacing w:val="0"/>
-                <w:kern w:val="0"/>
-                <w:sz w:val="18"/>
-                <w:szCs w:val="18"/>
-                <w:lang w:val="en-US" w:eastAsia="zh-CN" w:bidi="ar"/>
-              </w:rPr>
-              <w:t>15</w:t>
-            </w:r>
-          </w:p>
-        </w:tc>
-        <w:tc>
-          <w:tcPr>
-            <w:tcW w:w="1987" w:type="dxa"/>
-            <w:tcBorders>
-              <w:top w:val="single" w:color="auto" w:sz="4" w:space="0"/>
-              <w:left w:val="single" w:color="auto" w:sz="4" w:space="0"/>
-              <w:bottom w:val="nil"/>
-              <w:right w:val="single" w:color="auto" w:sz="12" w:space="0"/>
-            </w:tcBorders>
-            <w:shd w:val="clear" w:color="auto" w:fill="FFFFFF"/>
-            <w:noWrap w:val="0"/>
-            <w:tcMar>
-              <w:top w:w="120" w:type="dxa"/>
-              <w:left w:w="192" w:type="dxa"/>
-              <w:bottom w:w="120" w:type="dxa"/>
-              <w:right w:w="-1" w:type="dxa"/>
-            </w:tcMar>
-            <w:vAlign w:val="center"/>
-          </w:tcPr>
-          <w:p>
-            <w:pPr>
-              <w:keepNext/>
-              <w:keepLines w:val="0"/>
-              <w:widowControl/>
-              <w:suppressLineNumbers w:val="0"/>
-              <w:snapToGrid w:val="0"/>
-              <w:spacing w:line="240" w:lineRule="auto"/>
-              <w:ind w:left="0" w:leftChars="0" w:right="0" w:rightChars="0" w:firstLine="0" w:firstLineChars="0"/>
-              <w:jc w:val="center"/>
-              <w:rPr>
-                <w:rFonts w:hint="default" w:ascii="Segoe UI" w:hAnsi="Segoe UI" w:eastAsia="Segoe UI" w:cs="Segoe UI"/>
-                <w:i w:val="0"/>
-                <w:iCs w:val="0"/>
-                <w:caps w:val="0"/>
-                <w:color w:val="0F1115"/>
-                <w:spacing w:val="0"/>
-                <w:sz w:val="18"/>
-                <w:szCs w:val="18"/>
-              </w:rPr>
-            </w:pPr>
-            <w:r>
-              <w:rPr>
-                <w:rFonts w:hint="default" w:ascii="Segoe UI" w:hAnsi="Segoe UI" w:eastAsia="Segoe UI" w:cs="Segoe UI"/>
-                <w:i w:val="0"/>
-                <w:iCs w:val="0"/>
-                <w:caps w:val="0"/>
-                <w:snapToGrid w:val="0"/>
-                <w:color w:val="000000"/>
-                <w:spacing w:val="0"/>
-                <w:kern w:val="0"/>
-                <w:sz w:val="18"/>
-                <w:szCs w:val="18"/>
-                <w:lang w:val="en-US" w:eastAsia="zh-CN" w:bidi="ar"/>
-              </w:rPr>
-              <w:t>消除网络抖动导致的瞬时不可用</w:t>
-            </w:r>
-          </w:p>
-        </w:tc>
-      </w:tr>
-      <w:tr>
-        <w:tblPrEx>
-          <w:tblBorders>
-            <w:top w:val="none" w:color="auto" w:sz="0" w:space="0"/>
-            <w:left w:val="none" w:color="auto" w:sz="0" w:space="0"/>
-            <w:bottom w:val="none" w:color="auto" w:sz="0" w:space="0"/>
-            <w:right w:val="none" w:color="auto" w:sz="0" w:space="0"/>
-            <w:insideH w:val="none" w:color="auto" w:sz="0" w:space="0"/>
-            <w:insideV w:val="none" w:color="auto" w:sz="0" w:space="0"/>
-          </w:tblBorders>
-          <w:shd w:val="clear" w:color="auto" w:fill="FFFFFF"/>
-          <w:tblCellMar>
-            <w:top w:w="15" w:type="dxa"/>
-            <w:left w:w="15" w:type="dxa"/>
-            <w:bottom w:w="15" w:type="dxa"/>
-            <w:right w:w="15" w:type="dxa"/>
-          </w:tblCellMar>
-        </w:tblPrEx>
-        <w:trPr>
-          <w:trHeight w:val="0" w:hRule="atLeast"/>
-          <w:jc w:val="center"/>
-        </w:trPr>
-        <w:tc>
-          <w:tcPr>
-            <w:tcW w:w="1328" w:type="dxa"/>
-            <w:tcBorders>
-              <w:top w:val="single" w:color="auto" w:sz="4" w:space="0"/>
-              <w:left w:val="single" w:color="auto" w:sz="12" w:space="0"/>
-              <w:bottom w:val="nil"/>
-              <w:right w:val="nil"/>
-            </w:tcBorders>
-            <w:shd w:val="clear" w:color="auto" w:fill="FFFFFF"/>
-            <w:noWrap w:val="0"/>
-            <w:tcMar>
-              <w:top w:w="120" w:type="dxa"/>
-              <w:left w:w="-1" w:type="dxa"/>
-              <w:bottom w:w="120" w:type="dxa"/>
-              <w:right w:w="192" w:type="dxa"/>
-            </w:tcMar>
-            <w:vAlign w:val="center"/>
-          </w:tcPr>
-          <w:p>
-            <w:pPr>
-              <w:keepNext/>
-              <w:keepLines w:val="0"/>
-              <w:widowControl/>
-              <w:suppressLineNumbers w:val="0"/>
-              <w:snapToGrid w:val="0"/>
-              <w:spacing w:line="240" w:lineRule="auto"/>
-              <w:ind w:left="0" w:leftChars="0" w:right="0" w:rightChars="0" w:firstLine="0" w:firstLineChars="0"/>
-              <w:jc w:val="center"/>
-              <w:rPr>
-                <w:rFonts w:hint="default" w:ascii="Segoe UI" w:hAnsi="Segoe UI" w:eastAsia="Segoe UI" w:cs="Segoe UI"/>
-                <w:i w:val="0"/>
-                <w:iCs w:val="0"/>
-                <w:caps w:val="0"/>
-                <w:color w:val="0F1115"/>
-                <w:spacing w:val="0"/>
-                <w:sz w:val="18"/>
-                <w:szCs w:val="18"/>
-              </w:rPr>
-            </w:pPr>
-            <w:r>
-              <w:rPr>
-                <w:rFonts w:hint="default" w:ascii="Segoe UI" w:hAnsi="Segoe UI" w:eastAsia="Segoe UI" w:cs="Segoe UI"/>
-                <w:i w:val="0"/>
-                <w:iCs w:val="0"/>
-                <w:caps w:val="0"/>
-                <w:snapToGrid w:val="0"/>
-                <w:color w:val="000000"/>
-                <w:spacing w:val="0"/>
-                <w:kern w:val="0"/>
-                <w:sz w:val="18"/>
-                <w:szCs w:val="18"/>
-                <w:lang w:val="en-US" w:eastAsia="zh-CN" w:bidi="ar"/>
-              </w:rPr>
-              <w:t>电力质量提升</w:t>
-            </w:r>
-          </w:p>
-        </w:tc>
-        <w:tc>
-          <w:tcPr>
-            <w:tcW w:w="2812" w:type="dxa"/>
-            <w:tcBorders>
-              <w:top w:val="single" w:color="auto" w:sz="4" w:space="0"/>
-              <w:left w:val="single" w:color="auto" w:sz="4" w:space="0"/>
-              <w:bottom w:val="nil"/>
-              <w:right w:val="nil"/>
-            </w:tcBorders>
-            <w:shd w:val="clear" w:color="auto" w:fill="FFFFFF"/>
-            <w:noWrap w:val="0"/>
-            <w:tcMar>
-              <w:top w:w="120" w:type="dxa"/>
-              <w:left w:w="192" w:type="dxa"/>
-              <w:bottom w:w="120" w:type="dxa"/>
-              <w:right w:w="192" w:type="dxa"/>
-            </w:tcMar>
-            <w:vAlign w:val="center"/>
-          </w:tcPr>
-          <w:p>
-            <w:pPr>
-              <w:keepNext/>
-              <w:keepLines w:val="0"/>
-              <w:widowControl/>
-              <w:suppressLineNumbers w:val="0"/>
-              <w:snapToGrid w:val="0"/>
-              <w:spacing w:line="240" w:lineRule="auto"/>
-              <w:ind w:left="0" w:leftChars="0" w:right="0" w:rightChars="0" w:firstLine="0" w:firstLineChars="0"/>
-              <w:jc w:val="center"/>
-              <w:rPr>
-                <w:rFonts w:hint="default" w:ascii="Segoe UI" w:hAnsi="Segoe UI" w:eastAsia="Segoe UI" w:cs="Segoe UI"/>
-                <w:i w:val="0"/>
-                <w:iCs w:val="0"/>
-                <w:caps w:val="0"/>
-                <w:color w:val="0F1115"/>
-                <w:spacing w:val="0"/>
-                <w:sz w:val="18"/>
-                <w:szCs w:val="18"/>
-              </w:rPr>
-            </w:pPr>
-            <w:r>
-              <w:rPr>
-                <w:rFonts w:hint="default" w:ascii="Segoe UI" w:hAnsi="Segoe UI" w:eastAsia="Segoe UI" w:cs="Segoe UI"/>
-                <w:i w:val="0"/>
-                <w:iCs w:val="0"/>
-                <w:caps w:val="0"/>
-                <w:snapToGrid w:val="0"/>
-                <w:color w:val="000000"/>
-                <w:spacing w:val="0"/>
-                <w:kern w:val="0"/>
-                <w:sz w:val="18"/>
-                <w:szCs w:val="18"/>
-                <w:lang w:val="en-US" w:eastAsia="zh-CN" w:bidi="ar"/>
-              </w:rPr>
-              <w:t>为高敏感站点增配在线式UPS与稳压装置</w:t>
-            </w:r>
-          </w:p>
-        </w:tc>
-        <w:tc>
-          <w:tcPr>
-            <w:tcW w:w="1295" w:type="dxa"/>
-            <w:tcBorders>
-              <w:top w:val="single" w:color="auto" w:sz="4" w:space="0"/>
-              <w:left w:val="single" w:color="auto" w:sz="4" w:space="0"/>
-              <w:bottom w:val="nil"/>
-              <w:right w:val="nil"/>
-            </w:tcBorders>
-            <w:shd w:val="clear" w:color="auto" w:fill="FFFFFF"/>
-            <w:noWrap w:val="0"/>
-            <w:tcMar>
-              <w:top w:w="120" w:type="dxa"/>
-              <w:left w:w="192" w:type="dxa"/>
-              <w:bottom w:w="120" w:type="dxa"/>
-              <w:right w:w="192" w:type="dxa"/>
-            </w:tcMar>
-            <w:vAlign w:val="center"/>
-          </w:tcPr>
-          <w:p>
-            <w:pPr>
-              <w:keepNext/>
-              <w:keepLines w:val="0"/>
-              <w:widowControl/>
-              <w:suppressLineNumbers w:val="0"/>
-              <w:snapToGrid w:val="0"/>
-              <w:spacing w:line="240" w:lineRule="auto"/>
-              <w:ind w:left="0" w:leftChars="0" w:right="0" w:rightChars="0" w:firstLine="0" w:firstLineChars="0"/>
-              <w:jc w:val="center"/>
-              <w:rPr>
-                <w:rFonts w:hint="default" w:ascii="Segoe UI" w:hAnsi="Segoe UI" w:eastAsia="Segoe UI" w:cs="Segoe UI"/>
-                <w:i w:val="0"/>
-                <w:iCs w:val="0"/>
-                <w:caps w:val="0"/>
-                <w:color w:val="0F1115"/>
-                <w:spacing w:val="0"/>
-                <w:sz w:val="18"/>
-                <w:szCs w:val="18"/>
-              </w:rPr>
-            </w:pPr>
-            <w:r>
-              <w:rPr>
-                <w:rFonts w:hint="default" w:ascii="Segoe UI" w:hAnsi="Segoe UI" w:eastAsia="Segoe UI" w:cs="Segoe UI"/>
-                <w:i w:val="0"/>
-                <w:iCs w:val="0"/>
-                <w:caps w:val="0"/>
-                <w:snapToGrid w:val="0"/>
-                <w:color w:val="000000"/>
-                <w:spacing w:val="0"/>
-                <w:kern w:val="0"/>
-                <w:sz w:val="18"/>
-                <w:szCs w:val="18"/>
-                <w:lang w:val="en-US" w:eastAsia="zh-CN" w:bidi="ar"/>
-              </w:rPr>
-              <w:t>运维项目经理</w:t>
-            </w:r>
-          </w:p>
-        </w:tc>
-        <w:tc>
-          <w:tcPr>
-            <w:tcW w:w="1100" w:type="dxa"/>
-            <w:tcBorders>
-              <w:top w:val="single" w:color="auto" w:sz="4" w:space="0"/>
-              <w:left w:val="single" w:color="auto" w:sz="4" w:space="0"/>
-              <w:bottom w:val="nil"/>
-              <w:right w:val="nil"/>
-            </w:tcBorders>
-            <w:shd w:val="clear" w:color="auto" w:fill="FFFFFF"/>
-            <w:noWrap w:val="0"/>
-            <w:tcMar>
-              <w:top w:w="120" w:type="dxa"/>
-              <w:left w:w="192" w:type="dxa"/>
-              <w:bottom w:w="120" w:type="dxa"/>
-              <w:right w:w="192" w:type="dxa"/>
-            </w:tcMar>
-            <w:vAlign w:val="center"/>
-          </w:tcPr>
-          <w:p>
-            <w:pPr>
-              <w:keepNext/>
-              <w:keepLines w:val="0"/>
-              <w:widowControl/>
-              <w:suppressLineNumbers w:val="0"/>
-              <w:snapToGrid w:val="0"/>
-              <w:spacing w:line="240" w:lineRule="auto"/>
-              <w:ind w:left="0" w:leftChars="0" w:right="0" w:rightChars="0" w:firstLine="0" w:firstLineChars="0"/>
-              <w:jc w:val="center"/>
-              <w:rPr>
-                <w:rFonts w:hint="default" w:ascii="Segoe UI" w:hAnsi="Segoe UI" w:eastAsia="Segoe UI" w:cs="Segoe UI"/>
-                <w:i w:val="0"/>
-                <w:iCs w:val="0"/>
-                <w:caps w:val="0"/>
-                <w:color w:val="0F1115"/>
-                <w:spacing w:val="0"/>
-                <w:sz w:val="18"/>
-                <w:szCs w:val="18"/>
-              </w:rPr>
-            </w:pPr>
-            <w:r>
-              <w:rPr>
-                <w:rFonts w:hint="default" w:ascii="Segoe UI" w:hAnsi="Segoe UI" w:eastAsia="Segoe UI" w:cs="Segoe UI"/>
-                <w:i w:val="0"/>
-                <w:iCs w:val="0"/>
-                <w:caps w:val="0"/>
-                <w:snapToGrid w:val="0"/>
-                <w:color w:val="000000"/>
-                <w:spacing w:val="0"/>
-                <w:kern w:val="0"/>
-                <w:sz w:val="18"/>
-                <w:szCs w:val="18"/>
-                <w:lang w:val="en-US" w:eastAsia="zh-CN" w:bidi="ar"/>
-              </w:rPr>
-              <w:t>202</w:t>
-            </w:r>
-            <w:r>
-              <w:rPr>
-                <w:rFonts w:hint="eastAsia" w:ascii="Segoe UI" w:hAnsi="Segoe UI" w:eastAsia="Segoe UI" w:cs="Segoe UI"/>
-                <w:i w:val="0"/>
-                <w:iCs w:val="0"/>
-                <w:caps w:val="0"/>
-                <w:snapToGrid w:val="0"/>
-                <w:color w:val="000000"/>
-                <w:spacing w:val="0"/>
-                <w:kern w:val="0"/>
-                <w:sz w:val="18"/>
-                <w:szCs w:val="18"/>
-                <w:lang w:val="en-US" w:eastAsia="zh-CN" w:bidi="ar"/>
-              </w:rPr>
-              <w:t>6</w:t>
-            </w:r>
-            <w:r>
-              <w:rPr>
-                <w:rFonts w:hint="default" w:ascii="Segoe UI" w:hAnsi="Segoe UI" w:eastAsia="Segoe UI" w:cs="Segoe UI"/>
-                <w:i w:val="0"/>
-                <w:iCs w:val="0"/>
-                <w:caps w:val="0"/>
-                <w:snapToGrid w:val="0"/>
-                <w:color w:val="000000"/>
-                <w:spacing w:val="0"/>
-                <w:kern w:val="0"/>
-                <w:sz w:val="18"/>
-                <w:szCs w:val="18"/>
-                <w:lang w:val="en-US" w:eastAsia="zh-CN" w:bidi="ar"/>
-              </w:rPr>
-              <w:t>-1-</w:t>
-            </w:r>
-            <w:r>
-              <w:rPr>
-                <w:rFonts w:hint="eastAsia" w:ascii="Segoe UI" w:hAnsi="Segoe UI" w:eastAsia="Segoe UI" w:cs="Segoe UI"/>
-                <w:i w:val="0"/>
-                <w:iCs w:val="0"/>
-                <w:caps w:val="0"/>
-                <w:snapToGrid w:val="0"/>
-                <w:color w:val="000000"/>
-                <w:spacing w:val="0"/>
-                <w:kern w:val="0"/>
-                <w:sz w:val="18"/>
-                <w:szCs w:val="18"/>
-                <w:lang w:val="en-US" w:eastAsia="zh-CN" w:bidi="ar"/>
-              </w:rPr>
-              <w:t>15</w:t>
-            </w:r>
-          </w:p>
-        </w:tc>
-        <w:tc>
-          <w:tcPr>
-            <w:tcW w:w="1987" w:type="dxa"/>
-            <w:tcBorders>
-              <w:top w:val="single" w:color="auto" w:sz="4" w:space="0"/>
-              <w:left w:val="single" w:color="auto" w:sz="4" w:space="0"/>
-              <w:bottom w:val="nil"/>
-              <w:right w:val="single" w:color="auto" w:sz="12" w:space="0"/>
-            </w:tcBorders>
-            <w:shd w:val="clear" w:color="auto" w:fill="FFFFFF"/>
-            <w:noWrap w:val="0"/>
-            <w:tcMar>
-              <w:top w:w="120" w:type="dxa"/>
-              <w:left w:w="192" w:type="dxa"/>
-              <w:bottom w:w="120" w:type="dxa"/>
-              <w:right w:w="-1" w:type="dxa"/>
-            </w:tcMar>
-            <w:vAlign w:val="center"/>
-          </w:tcPr>
-          <w:p>
-            <w:pPr>
-              <w:keepNext/>
-              <w:keepLines w:val="0"/>
-              <w:widowControl/>
-              <w:suppressLineNumbers w:val="0"/>
-              <w:snapToGrid w:val="0"/>
-              <w:spacing w:line="240" w:lineRule="auto"/>
-              <w:ind w:left="0" w:leftChars="0" w:right="0" w:rightChars="0" w:firstLine="0" w:firstLineChars="0"/>
-              <w:jc w:val="center"/>
-              <w:rPr>
-                <w:rFonts w:hint="default" w:ascii="Segoe UI" w:hAnsi="Segoe UI" w:eastAsia="Segoe UI" w:cs="Segoe UI"/>
-                <w:i w:val="0"/>
-                <w:iCs w:val="0"/>
-                <w:caps w:val="0"/>
-                <w:color w:val="0F1115"/>
-                <w:spacing w:val="0"/>
-                <w:sz w:val="18"/>
-                <w:szCs w:val="18"/>
-              </w:rPr>
-            </w:pPr>
-            <w:r>
-              <w:rPr>
-                <w:rFonts w:hint="default" w:ascii="Segoe UI" w:hAnsi="Segoe UI" w:eastAsia="Segoe UI" w:cs="Segoe UI"/>
-                <w:i w:val="0"/>
-                <w:iCs w:val="0"/>
-                <w:caps w:val="0"/>
-                <w:snapToGrid w:val="0"/>
-                <w:color w:val="000000"/>
-                <w:spacing w:val="0"/>
-                <w:kern w:val="0"/>
-                <w:sz w:val="18"/>
-                <w:szCs w:val="18"/>
-                <w:lang w:val="en-US" w:eastAsia="zh-CN" w:bidi="ar"/>
-              </w:rPr>
-              <w:t>彻底消除电压波动影响</w:t>
             </w:r>
           </w:p>
         </w:tc>
@@ -6387,7 +5660,7 @@
                 <w:szCs w:val="18"/>
                 <w:lang w:val="en-US" w:eastAsia="zh-CN" w:bidi="ar"/>
               </w:rPr>
-              <w:t>自动化恢复</w:t>
+              <w:t>网络优化</w:t>
             </w:r>
           </w:p>
         </w:tc>
@@ -6445,7 +5718,7 @@
                 <w:szCs w:val="18"/>
                 <w:lang w:val="en-US" w:eastAsia="zh-CN" w:bidi="ar"/>
               </w:rPr>
-              <w:t>开发并部署故障自愈脚本，覆盖常见软故障场景</w:t>
+              <w:t>部署SD-WAN，实现多链路智能切换与优化</w:t>
             </w:r>
           </w:p>
         </w:tc>
@@ -6503,7 +5776,7 @@
                 <w:szCs w:val="18"/>
                 <w:lang w:val="en-US" w:eastAsia="zh-CN" w:bidi="ar"/>
               </w:rPr>
-              <w:t>运维实施工程师</w:t>
+              <w:t>运维部经理</w:t>
             </w:r>
           </w:p>
         </w:tc>
@@ -6545,6 +5818,7 @@
                 <w:spacing w:val="0"/>
                 <w:sz w:val="18"/>
                 <w:szCs w:val="18"/>
+                <w:lang w:val="en-US"/>
               </w:rPr>
             </w:pPr>
             <w:r>
@@ -6593,39 +5867,7 @@
                 <w:szCs w:val="18"/>
                 <w:lang w:val="en-US" w:eastAsia="zh-CN" w:bidi="ar"/>
               </w:rPr>
-              <w:t>-</w:t>
-            </w:r>
-            <w:r>
-              <w:rPr>
-                <w:rFonts w:hint="eastAsia" w:ascii="Segoe UI" w:hAnsi="Segoe UI" w:eastAsia="Segoe UI" w:cs="Segoe UI"/>
-                <w:i w:val="0"/>
-                <w:iCs w:val="0"/>
-                <w:caps w:val="0"/>
-                <w:snapToGrid w:val="0"/>
-                <w:color w:val="000000"/>
-                <w:spacing w:val="0"/>
-                <w:kern w:val="0"/>
-                <w:sz w:val="18"/>
-                <w:szCs w:val="18"/>
-                <w:lang w:val="en-US" w:eastAsia="zh-CN" w:bidi="ar"/>
-              </w:rPr>
-              <w:t>3</w:t>
-            </w:r>
-            <w:r>
-              <w:rPr>
-                <w:rFonts w:hint="default" w:ascii="Segoe UI" w:hAnsi="Segoe UI" w:eastAsia="Segoe UI" w:cs="Segoe UI"/>
-                <w:i w:val="0"/>
-                <w:iCs w:val="0"/>
-                <w:caps w:val="0"/>
-                <w:snapToGrid w:val="0"/>
-                <w:color w:val="000000"/>
-                <w:spacing w:val="0"/>
-                <w:kern w:val="0"/>
-                <w:sz w:val="18"/>
-                <w:szCs w:val="18"/>
-                <w:lang w:val="en-US" w:eastAsia="zh-CN" w:bidi="ar"/>
-              </w:rPr>
-              <w:t>-</w:t>
+              <w:t>-1-</w:t>
             </w:r>
             <w:r>
               <w:rPr>
@@ -6699,7 +5941,7 @@
                 <w:szCs w:val="18"/>
                 <w:lang w:val="en-US" w:eastAsia="zh-CN" w:bidi="ar"/>
               </w:rPr>
-              <w:t>将平均恢复时间缩短至5分钟内</w:t>
+              <w:t>消除网络抖动导致的瞬时不可用</w:t>
             </w:r>
           </w:p>
         </w:tc>
@@ -6714,7 +5956,758 @@
             <w:insideH w:val="none" w:color="auto" w:sz="0" w:space="0"/>
             <w:insideV w:val="none" w:color="auto" w:sz="0" w:space="0"/>
           </w:tblBorders>
-          <w:shd w:val="clear" w:color="auto" w:fill="FFFFFF"/>
+          <w:tblCellMar>
+            <w:top w:w="15" w:type="dxa"/>
+            <w:left w:w="15" w:type="dxa"/>
+            <w:bottom w:w="15" w:type="dxa"/>
+            <w:right w:w="15" w:type="dxa"/>
+          </w:tblCellMar>
+        </w:tblPrEx>
+        <w:trPr>
+          <w:trHeight w:val="0" w:hRule="atLeast"/>
+          <w:jc w:val="center"/>
+        </w:trPr>
+        <w:tc>
+          <w:tcPr>
+            <w:tcW w:w="1328" w:type="dxa"/>
+            <w:tcBorders>
+              <w:top w:val="single" w:color="auto" w:sz="4" w:space="0"/>
+              <w:left w:val="single" w:color="auto" w:sz="12" w:space="0"/>
+              <w:bottom w:val="nil"/>
+              <w:right w:val="nil"/>
+            </w:tcBorders>
+            <w:shd w:val="clear" w:color="auto" w:fill="FFFFFF"/>
+            <w:noWrap w:val="0"/>
+            <w:tcMar>
+              <w:top w:w="120" w:type="dxa"/>
+              <w:left w:w="-1" w:type="dxa"/>
+              <w:bottom w:w="120" w:type="dxa"/>
+              <w:right w:w="192" w:type="dxa"/>
+            </w:tcMar>
+            <w:vAlign w:val="center"/>
+          </w:tcPr>
+          <w:p>
+            <w:pPr>
+              <w:keepNext/>
+              <w:keepLines w:val="0"/>
+              <w:widowControl/>
+              <w:suppressLineNumbers w:val="0"/>
+              <w:snapToGrid w:val="0"/>
+              <w:spacing w:line="240" w:lineRule="auto"/>
+              <w:ind w:left="0" w:leftChars="0" w:right="0" w:rightChars="0" w:firstLine="0" w:firstLineChars="0"/>
+              <w:jc w:val="center"/>
+              <w:rPr>
+                <w:rFonts w:hint="default" w:ascii="Segoe UI" w:hAnsi="Segoe UI" w:eastAsia="Segoe UI" w:cs="Segoe UI"/>
+                <w:i w:val="0"/>
+                <w:iCs w:val="0"/>
+                <w:caps w:val="0"/>
+                <w:color w:val="0F1115"/>
+                <w:spacing w:val="0"/>
+                <w:sz w:val="18"/>
+                <w:szCs w:val="18"/>
+              </w:rPr>
+            </w:pPr>
+            <w:r>
+              <w:rPr>
+                <w:rFonts w:hint="default" w:ascii="Segoe UI" w:hAnsi="Segoe UI" w:eastAsia="Segoe UI" w:cs="Segoe UI"/>
+                <w:i w:val="0"/>
+                <w:iCs w:val="0"/>
+                <w:caps w:val="0"/>
+                <w:snapToGrid w:val="0"/>
+                <w:color w:val="000000"/>
+                <w:spacing w:val="0"/>
+                <w:kern w:val="0"/>
+                <w:sz w:val="18"/>
+                <w:szCs w:val="18"/>
+                <w:lang w:val="en-US" w:eastAsia="zh-CN" w:bidi="ar"/>
+              </w:rPr>
+              <w:t>电力质量提升</w:t>
+            </w:r>
+          </w:p>
+        </w:tc>
+        <w:tc>
+          <w:tcPr>
+            <w:tcW w:w="2812" w:type="dxa"/>
+            <w:tcBorders>
+              <w:top w:val="single" w:color="auto" w:sz="4" w:space="0"/>
+              <w:left w:val="single" w:color="auto" w:sz="4" w:space="0"/>
+              <w:bottom w:val="nil"/>
+              <w:right w:val="nil"/>
+            </w:tcBorders>
+            <w:shd w:val="clear" w:color="auto" w:fill="FFFFFF"/>
+            <w:noWrap w:val="0"/>
+            <w:tcMar>
+              <w:top w:w="120" w:type="dxa"/>
+              <w:left w:w="192" w:type="dxa"/>
+              <w:bottom w:w="120" w:type="dxa"/>
+              <w:right w:w="192" w:type="dxa"/>
+            </w:tcMar>
+            <w:vAlign w:val="center"/>
+          </w:tcPr>
+          <w:p>
+            <w:pPr>
+              <w:keepNext/>
+              <w:keepLines w:val="0"/>
+              <w:widowControl/>
+              <w:suppressLineNumbers w:val="0"/>
+              <w:snapToGrid w:val="0"/>
+              <w:spacing w:line="240" w:lineRule="auto"/>
+              <w:ind w:left="0" w:leftChars="0" w:right="0" w:rightChars="0" w:firstLine="0" w:firstLineChars="0"/>
+              <w:jc w:val="center"/>
+              <w:rPr>
+                <w:rFonts w:hint="default" w:ascii="Segoe UI" w:hAnsi="Segoe UI" w:eastAsia="Segoe UI" w:cs="Segoe UI"/>
+                <w:i w:val="0"/>
+                <w:iCs w:val="0"/>
+                <w:caps w:val="0"/>
+                <w:color w:val="0F1115"/>
+                <w:spacing w:val="0"/>
+                <w:sz w:val="18"/>
+                <w:szCs w:val="18"/>
+              </w:rPr>
+            </w:pPr>
+            <w:r>
+              <w:rPr>
+                <w:rFonts w:hint="default" w:ascii="Segoe UI" w:hAnsi="Segoe UI" w:eastAsia="Segoe UI" w:cs="Segoe UI"/>
+                <w:i w:val="0"/>
+                <w:iCs w:val="0"/>
+                <w:caps w:val="0"/>
+                <w:snapToGrid w:val="0"/>
+                <w:color w:val="000000"/>
+                <w:spacing w:val="0"/>
+                <w:kern w:val="0"/>
+                <w:sz w:val="18"/>
+                <w:szCs w:val="18"/>
+                <w:lang w:val="en-US" w:eastAsia="zh-CN" w:bidi="ar"/>
+              </w:rPr>
+              <w:t>为高敏感站点增配在线式UPS与稳压装置</w:t>
+            </w:r>
+          </w:p>
+        </w:tc>
+        <w:tc>
+          <w:tcPr>
+            <w:tcW w:w="1295" w:type="dxa"/>
+            <w:tcBorders>
+              <w:top w:val="single" w:color="auto" w:sz="4" w:space="0"/>
+              <w:left w:val="single" w:color="auto" w:sz="4" w:space="0"/>
+              <w:bottom w:val="nil"/>
+              <w:right w:val="nil"/>
+            </w:tcBorders>
+            <w:shd w:val="clear" w:color="auto" w:fill="FFFFFF"/>
+            <w:noWrap w:val="0"/>
+            <w:tcMar>
+              <w:top w:w="120" w:type="dxa"/>
+              <w:left w:w="192" w:type="dxa"/>
+              <w:bottom w:w="120" w:type="dxa"/>
+              <w:right w:w="192" w:type="dxa"/>
+            </w:tcMar>
+            <w:vAlign w:val="center"/>
+          </w:tcPr>
+          <w:p>
+            <w:pPr>
+              <w:keepNext/>
+              <w:keepLines w:val="0"/>
+              <w:widowControl/>
+              <w:suppressLineNumbers w:val="0"/>
+              <w:snapToGrid w:val="0"/>
+              <w:spacing w:line="240" w:lineRule="auto"/>
+              <w:ind w:left="0" w:leftChars="0" w:right="0" w:rightChars="0" w:firstLine="0" w:firstLineChars="0"/>
+              <w:jc w:val="center"/>
+              <w:rPr>
+                <w:rFonts w:hint="default" w:ascii="Segoe UI" w:hAnsi="Segoe UI" w:eastAsia="Segoe UI" w:cs="Segoe UI"/>
+                <w:i w:val="0"/>
+                <w:iCs w:val="0"/>
+                <w:caps w:val="0"/>
+                <w:color w:val="0F1115"/>
+                <w:spacing w:val="0"/>
+                <w:sz w:val="18"/>
+                <w:szCs w:val="18"/>
+              </w:rPr>
+            </w:pPr>
+            <w:r>
+              <w:rPr>
+                <w:rFonts w:hint="default" w:ascii="Segoe UI" w:hAnsi="Segoe UI" w:eastAsia="Segoe UI" w:cs="Segoe UI"/>
+                <w:i w:val="0"/>
+                <w:iCs w:val="0"/>
+                <w:caps w:val="0"/>
+                <w:snapToGrid w:val="0"/>
+                <w:color w:val="000000"/>
+                <w:spacing w:val="0"/>
+                <w:kern w:val="0"/>
+                <w:sz w:val="18"/>
+                <w:szCs w:val="18"/>
+                <w:lang w:val="en-US" w:eastAsia="zh-CN" w:bidi="ar"/>
+              </w:rPr>
+              <w:t>运维项目经理</w:t>
+            </w:r>
+          </w:p>
+        </w:tc>
+        <w:tc>
+          <w:tcPr>
+            <w:tcW w:w="1100" w:type="dxa"/>
+            <w:tcBorders>
+              <w:top w:val="single" w:color="auto" w:sz="4" w:space="0"/>
+              <w:left w:val="single" w:color="auto" w:sz="4" w:space="0"/>
+              <w:bottom w:val="nil"/>
+              <w:right w:val="nil"/>
+            </w:tcBorders>
+            <w:shd w:val="clear" w:color="auto" w:fill="FFFFFF"/>
+            <w:noWrap w:val="0"/>
+            <w:tcMar>
+              <w:top w:w="120" w:type="dxa"/>
+              <w:left w:w="192" w:type="dxa"/>
+              <w:bottom w:w="120" w:type="dxa"/>
+              <w:right w:w="192" w:type="dxa"/>
+            </w:tcMar>
+            <w:vAlign w:val="center"/>
+          </w:tcPr>
+          <w:p>
+            <w:pPr>
+              <w:keepNext/>
+              <w:keepLines w:val="0"/>
+              <w:widowControl/>
+              <w:suppressLineNumbers w:val="0"/>
+              <w:snapToGrid w:val="0"/>
+              <w:spacing w:line="240" w:lineRule="auto"/>
+              <w:ind w:left="0" w:leftChars="0" w:right="0" w:rightChars="0" w:firstLine="0" w:firstLineChars="0"/>
+              <w:jc w:val="center"/>
+              <w:rPr>
+                <w:rFonts w:hint="default" w:ascii="Segoe UI" w:hAnsi="Segoe UI" w:eastAsia="Segoe UI" w:cs="Segoe UI"/>
+                <w:i w:val="0"/>
+                <w:iCs w:val="0"/>
+                <w:caps w:val="0"/>
+                <w:color w:val="0F1115"/>
+                <w:spacing w:val="0"/>
+                <w:sz w:val="18"/>
+                <w:szCs w:val="18"/>
+              </w:rPr>
+            </w:pPr>
+            <w:r>
+              <w:rPr>
+                <w:rFonts w:hint="default" w:ascii="Segoe UI" w:hAnsi="Segoe UI" w:eastAsia="Segoe UI" w:cs="Segoe UI"/>
+                <w:i w:val="0"/>
+                <w:iCs w:val="0"/>
+                <w:caps w:val="0"/>
+                <w:snapToGrid w:val="0"/>
+                <w:color w:val="000000"/>
+                <w:spacing w:val="0"/>
+                <w:kern w:val="0"/>
+                <w:sz w:val="18"/>
+                <w:szCs w:val="18"/>
+                <w:lang w:val="en-US" w:eastAsia="zh-CN" w:bidi="ar"/>
+              </w:rPr>
+              <w:t>202</w:t>
+            </w:r>
+            <w:r>
+              <w:rPr>
+                <w:rFonts w:hint="eastAsia" w:ascii="Segoe UI" w:hAnsi="Segoe UI" w:eastAsia="Segoe UI" w:cs="Segoe UI"/>
+                <w:i w:val="0"/>
+                <w:iCs w:val="0"/>
+                <w:caps w:val="0"/>
+                <w:snapToGrid w:val="0"/>
+                <w:color w:val="000000"/>
+                <w:spacing w:val="0"/>
+                <w:kern w:val="0"/>
+                <w:sz w:val="18"/>
+                <w:szCs w:val="18"/>
+                <w:lang w:val="en-US" w:eastAsia="zh-CN" w:bidi="ar"/>
+              </w:rPr>
+              <w:t>6</w:t>
+            </w:r>
+            <w:r>
+              <w:rPr>
+                <w:rFonts w:hint="default" w:ascii="Segoe UI" w:hAnsi="Segoe UI" w:eastAsia="Segoe UI" w:cs="Segoe UI"/>
+                <w:i w:val="0"/>
+                <w:iCs w:val="0"/>
+                <w:caps w:val="0"/>
+                <w:snapToGrid w:val="0"/>
+                <w:color w:val="000000"/>
+                <w:spacing w:val="0"/>
+                <w:kern w:val="0"/>
+                <w:sz w:val="18"/>
+                <w:szCs w:val="18"/>
+                <w:lang w:val="en-US" w:eastAsia="zh-CN" w:bidi="ar"/>
+              </w:rPr>
+              <w:t>-1-</w:t>
+            </w:r>
+            <w:r>
+              <w:rPr>
+                <w:rFonts w:hint="eastAsia" w:ascii="Segoe UI" w:hAnsi="Segoe UI" w:eastAsia="Segoe UI" w:cs="Segoe UI"/>
+                <w:i w:val="0"/>
+                <w:iCs w:val="0"/>
+                <w:caps w:val="0"/>
+                <w:snapToGrid w:val="0"/>
+                <w:color w:val="000000"/>
+                <w:spacing w:val="0"/>
+                <w:kern w:val="0"/>
+                <w:sz w:val="18"/>
+                <w:szCs w:val="18"/>
+                <w:lang w:val="en-US" w:eastAsia="zh-CN" w:bidi="ar"/>
+              </w:rPr>
+              <w:t>15</w:t>
+            </w:r>
+          </w:p>
+        </w:tc>
+        <w:tc>
+          <w:tcPr>
+            <w:tcW w:w="1987" w:type="dxa"/>
+            <w:tcBorders>
+              <w:top w:val="single" w:color="auto" w:sz="4" w:space="0"/>
+              <w:left w:val="single" w:color="auto" w:sz="4" w:space="0"/>
+              <w:bottom w:val="nil"/>
+              <w:right w:val="single" w:color="auto" w:sz="12" w:space="0"/>
+            </w:tcBorders>
+            <w:shd w:val="clear" w:color="auto" w:fill="FFFFFF"/>
+            <w:noWrap w:val="0"/>
+            <w:tcMar>
+              <w:top w:w="120" w:type="dxa"/>
+              <w:left w:w="192" w:type="dxa"/>
+              <w:bottom w:w="120" w:type="dxa"/>
+              <w:right w:w="-1" w:type="dxa"/>
+            </w:tcMar>
+            <w:vAlign w:val="center"/>
+          </w:tcPr>
+          <w:p>
+            <w:pPr>
+              <w:keepNext/>
+              <w:keepLines w:val="0"/>
+              <w:widowControl/>
+              <w:suppressLineNumbers w:val="0"/>
+              <w:snapToGrid w:val="0"/>
+              <w:spacing w:line="240" w:lineRule="auto"/>
+              <w:ind w:left="0" w:leftChars="0" w:right="0" w:rightChars="0" w:firstLine="0" w:firstLineChars="0"/>
+              <w:jc w:val="center"/>
+              <w:rPr>
+                <w:rFonts w:hint="default" w:ascii="Segoe UI" w:hAnsi="Segoe UI" w:eastAsia="Segoe UI" w:cs="Segoe UI"/>
+                <w:i w:val="0"/>
+                <w:iCs w:val="0"/>
+                <w:caps w:val="0"/>
+                <w:color w:val="0F1115"/>
+                <w:spacing w:val="0"/>
+                <w:sz w:val="18"/>
+                <w:szCs w:val="18"/>
+              </w:rPr>
+            </w:pPr>
+            <w:r>
+              <w:rPr>
+                <w:rFonts w:hint="default" w:ascii="Segoe UI" w:hAnsi="Segoe UI" w:eastAsia="Segoe UI" w:cs="Segoe UI"/>
+                <w:i w:val="0"/>
+                <w:iCs w:val="0"/>
+                <w:caps w:val="0"/>
+                <w:snapToGrid w:val="0"/>
+                <w:color w:val="000000"/>
+                <w:spacing w:val="0"/>
+                <w:kern w:val="0"/>
+                <w:sz w:val="18"/>
+                <w:szCs w:val="18"/>
+                <w:lang w:val="en-US" w:eastAsia="zh-CN" w:bidi="ar"/>
+              </w:rPr>
+              <w:t>彻底消除电压波动影响</w:t>
+            </w:r>
+          </w:p>
+        </w:tc>
+      </w:tr>
+      <w:tr>
+        <w:tblPrEx>
+          <w:tblBorders>
+            <w:top w:val="none" w:color="auto" w:sz="0" w:space="0"/>
+            <w:left w:val="none" w:color="auto" w:sz="0" w:space="0"/>
+            <w:bottom w:val="none" w:color="auto" w:sz="0" w:space="0"/>
+            <w:right w:val="none" w:color="auto" w:sz="0" w:space="0"/>
+            <w:insideH w:val="none" w:color="auto" w:sz="0" w:space="0"/>
+            <w:insideV w:val="none" w:color="auto" w:sz="0" w:space="0"/>
+          </w:tblBorders>
+          <w:tblCellMar>
+            <w:top w:w="15" w:type="dxa"/>
+            <w:left w:w="15" w:type="dxa"/>
+            <w:bottom w:w="15" w:type="dxa"/>
+            <w:right w:w="15" w:type="dxa"/>
+          </w:tblCellMar>
+        </w:tblPrEx>
+        <w:trPr>
+          <w:trHeight w:val="0" w:hRule="atLeast"/>
+          <w:jc w:val="center"/>
+        </w:trPr>
+        <w:tc>
+          <w:tcPr>
+            <w:tcW w:w="1328" w:type="dxa"/>
+            <w:tcBorders>
+              <w:top w:val="single" w:color="auto" w:sz="4" w:space="0"/>
+              <w:left w:val="single" w:color="auto" w:sz="12" w:space="0"/>
+              <w:bottom w:val="nil"/>
+              <w:right w:val="nil"/>
+            </w:tcBorders>
+            <w:shd w:val="clear" w:color="auto" w:fill="FFFFFF"/>
+            <w:noWrap w:val="0"/>
+            <w:tcMar>
+              <w:top w:w="120" w:type="dxa"/>
+              <w:left w:w="-1" w:type="dxa"/>
+              <w:bottom w:w="120" w:type="dxa"/>
+              <w:right w:w="192" w:type="dxa"/>
+            </w:tcMar>
+            <w:vAlign w:val="center"/>
+          </w:tcPr>
+          <w:p>
+            <w:pPr>
+              <w:keepNext/>
+              <w:keepLines w:val="0"/>
+              <w:widowControl/>
+              <w:suppressLineNumbers w:val="0"/>
+              <w:snapToGrid w:val="0"/>
+              <w:spacing w:line="240" w:lineRule="auto"/>
+              <w:ind w:left="0" w:leftChars="0" w:right="0" w:rightChars="0" w:firstLine="0" w:firstLineChars="0"/>
+              <w:jc w:val="center"/>
+              <w:rPr>
+                <w:rFonts w:hint="default" w:ascii="Segoe UI" w:hAnsi="Segoe UI" w:eastAsia="Segoe UI" w:cs="Segoe UI"/>
+                <w:i w:val="0"/>
+                <w:iCs w:val="0"/>
+                <w:caps w:val="0"/>
+                <w:color w:val="0F1115"/>
+                <w:spacing w:val="0"/>
+                <w:sz w:val="18"/>
+                <w:szCs w:val="18"/>
+              </w:rPr>
+            </w:pPr>
+            <w:r>
+              <w:rPr>
+                <w:rFonts w:hint="default" w:ascii="Segoe UI" w:hAnsi="Segoe UI" w:eastAsia="Segoe UI" w:cs="Segoe UI"/>
+                <w:i w:val="0"/>
+                <w:iCs w:val="0"/>
+                <w:caps w:val="0"/>
+                <w:snapToGrid w:val="0"/>
+                <w:color w:val="000000"/>
+                <w:spacing w:val="0"/>
+                <w:kern w:val="0"/>
+                <w:sz w:val="18"/>
+                <w:szCs w:val="18"/>
+                <w:lang w:val="en-US" w:eastAsia="zh-CN" w:bidi="ar"/>
+              </w:rPr>
+              <w:t>自动化恢复</w:t>
+            </w:r>
+          </w:p>
+        </w:tc>
+        <w:tc>
+          <w:tcPr>
+            <w:tcW w:w="2812" w:type="dxa"/>
+            <w:tcBorders>
+              <w:top w:val="single" w:color="auto" w:sz="4" w:space="0"/>
+              <w:left w:val="single" w:color="auto" w:sz="4" w:space="0"/>
+              <w:bottom w:val="nil"/>
+              <w:right w:val="nil"/>
+            </w:tcBorders>
+            <w:shd w:val="clear" w:color="auto" w:fill="FFFFFF"/>
+            <w:noWrap w:val="0"/>
+            <w:tcMar>
+              <w:top w:w="120" w:type="dxa"/>
+              <w:left w:w="192" w:type="dxa"/>
+              <w:bottom w:w="120" w:type="dxa"/>
+              <w:right w:w="192" w:type="dxa"/>
+            </w:tcMar>
+            <w:vAlign w:val="center"/>
+          </w:tcPr>
+          <w:p>
+            <w:pPr>
+              <w:keepNext/>
+              <w:keepLines w:val="0"/>
+              <w:widowControl/>
+              <w:suppressLineNumbers w:val="0"/>
+              <w:snapToGrid w:val="0"/>
+              <w:spacing w:line="240" w:lineRule="auto"/>
+              <w:ind w:left="0" w:leftChars="0" w:right="0" w:rightChars="0" w:firstLine="0" w:firstLineChars="0"/>
+              <w:jc w:val="center"/>
+              <w:rPr>
+                <w:rFonts w:hint="default" w:ascii="Segoe UI" w:hAnsi="Segoe UI" w:eastAsia="Segoe UI" w:cs="Segoe UI"/>
+                <w:i w:val="0"/>
+                <w:iCs w:val="0"/>
+                <w:caps w:val="0"/>
+                <w:color w:val="0F1115"/>
+                <w:spacing w:val="0"/>
+                <w:sz w:val="18"/>
+                <w:szCs w:val="18"/>
+              </w:rPr>
+            </w:pPr>
+            <w:r>
+              <w:rPr>
+                <w:rFonts w:hint="default" w:ascii="Segoe UI" w:hAnsi="Segoe UI" w:eastAsia="Segoe UI" w:cs="Segoe UI"/>
+                <w:i w:val="0"/>
+                <w:iCs w:val="0"/>
+                <w:caps w:val="0"/>
+                <w:snapToGrid w:val="0"/>
+                <w:color w:val="000000"/>
+                <w:spacing w:val="0"/>
+                <w:kern w:val="0"/>
+                <w:sz w:val="18"/>
+                <w:szCs w:val="18"/>
+                <w:lang w:val="en-US" w:eastAsia="zh-CN" w:bidi="ar"/>
+              </w:rPr>
+              <w:t>开发并部署故障自愈脚本，覆盖常见软故障场景</w:t>
+            </w:r>
+          </w:p>
+        </w:tc>
+        <w:tc>
+          <w:tcPr>
+            <w:tcW w:w="1295" w:type="dxa"/>
+            <w:tcBorders>
+              <w:top w:val="single" w:color="auto" w:sz="4" w:space="0"/>
+              <w:left w:val="single" w:color="auto" w:sz="4" w:space="0"/>
+              <w:bottom w:val="nil"/>
+              <w:right w:val="nil"/>
+            </w:tcBorders>
+            <w:shd w:val="clear" w:color="auto" w:fill="FFFFFF"/>
+            <w:noWrap w:val="0"/>
+            <w:tcMar>
+              <w:top w:w="120" w:type="dxa"/>
+              <w:left w:w="192" w:type="dxa"/>
+              <w:bottom w:w="120" w:type="dxa"/>
+              <w:right w:w="192" w:type="dxa"/>
+            </w:tcMar>
+            <w:vAlign w:val="center"/>
+          </w:tcPr>
+          <w:p>
+            <w:pPr>
+              <w:keepNext/>
+              <w:keepLines w:val="0"/>
+              <w:widowControl/>
+              <w:suppressLineNumbers w:val="0"/>
+              <w:snapToGrid w:val="0"/>
+              <w:spacing w:line="240" w:lineRule="auto"/>
+              <w:ind w:left="0" w:leftChars="0" w:right="0" w:rightChars="0" w:firstLine="0" w:firstLineChars="0"/>
+              <w:jc w:val="center"/>
+              <w:rPr>
+                <w:rFonts w:hint="default" w:ascii="Segoe UI" w:hAnsi="Segoe UI" w:eastAsia="Segoe UI" w:cs="Segoe UI"/>
+                <w:i w:val="0"/>
+                <w:iCs w:val="0"/>
+                <w:caps w:val="0"/>
+                <w:color w:val="0F1115"/>
+                <w:spacing w:val="0"/>
+                <w:sz w:val="18"/>
+                <w:szCs w:val="18"/>
+              </w:rPr>
+            </w:pPr>
+            <w:r>
+              <w:rPr>
+                <w:rFonts w:hint="default" w:ascii="Segoe UI" w:hAnsi="Segoe UI" w:eastAsia="Segoe UI" w:cs="Segoe UI"/>
+                <w:i w:val="0"/>
+                <w:iCs w:val="0"/>
+                <w:caps w:val="0"/>
+                <w:snapToGrid w:val="0"/>
+                <w:color w:val="000000"/>
+                <w:spacing w:val="0"/>
+                <w:kern w:val="0"/>
+                <w:sz w:val="18"/>
+                <w:szCs w:val="18"/>
+                <w:lang w:val="en-US" w:eastAsia="zh-CN" w:bidi="ar"/>
+              </w:rPr>
+              <w:t>运维实施工程师</w:t>
+            </w:r>
+          </w:p>
+        </w:tc>
+        <w:tc>
+          <w:tcPr>
+            <w:tcW w:w="1100" w:type="dxa"/>
+            <w:tcBorders>
+              <w:top w:val="single" w:color="auto" w:sz="4" w:space="0"/>
+              <w:left w:val="single" w:color="auto" w:sz="4" w:space="0"/>
+              <w:bottom w:val="nil"/>
+              <w:right w:val="nil"/>
+            </w:tcBorders>
+            <w:shd w:val="clear" w:color="auto" w:fill="FFFFFF"/>
+            <w:noWrap w:val="0"/>
+            <w:tcMar>
+              <w:top w:w="120" w:type="dxa"/>
+              <w:left w:w="192" w:type="dxa"/>
+              <w:bottom w:w="120" w:type="dxa"/>
+              <w:right w:w="192" w:type="dxa"/>
+            </w:tcMar>
+            <w:vAlign w:val="center"/>
+          </w:tcPr>
+          <w:p>
+            <w:pPr>
+              <w:keepNext/>
+              <w:keepLines w:val="0"/>
+              <w:widowControl/>
+              <w:suppressLineNumbers w:val="0"/>
+              <w:snapToGrid w:val="0"/>
+              <w:spacing w:line="240" w:lineRule="auto"/>
+              <w:ind w:left="0" w:leftChars="0" w:right="0" w:rightChars="0" w:firstLine="0" w:firstLineChars="0"/>
+              <w:jc w:val="center"/>
+              <w:rPr>
+                <w:rFonts w:hint="default" w:ascii="Segoe UI" w:hAnsi="Segoe UI" w:eastAsia="Segoe UI" w:cs="Segoe UI"/>
+                <w:i w:val="0"/>
+                <w:iCs w:val="0"/>
+                <w:caps w:val="0"/>
+                <w:color w:val="0F1115"/>
+                <w:spacing w:val="0"/>
+                <w:sz w:val="18"/>
+                <w:szCs w:val="18"/>
+              </w:rPr>
+            </w:pPr>
+            <w:r>
+              <w:rPr>
+                <w:rFonts w:hint="default" w:ascii="Segoe UI" w:hAnsi="Segoe UI" w:eastAsia="Segoe UI" w:cs="Segoe UI"/>
+                <w:i w:val="0"/>
+                <w:iCs w:val="0"/>
+                <w:caps w:val="0"/>
+                <w:snapToGrid w:val="0"/>
+                <w:color w:val="000000"/>
+                <w:spacing w:val="0"/>
+                <w:kern w:val="0"/>
+                <w:sz w:val="18"/>
+                <w:szCs w:val="18"/>
+                <w:lang w:val="en-US" w:eastAsia="zh-CN" w:bidi="ar"/>
+              </w:rPr>
+              <w:t>202</w:t>
+            </w:r>
+            <w:r>
+              <w:rPr>
+                <w:rFonts w:hint="eastAsia" w:ascii="Segoe UI" w:hAnsi="Segoe UI" w:eastAsia="Segoe UI" w:cs="Segoe UI"/>
+                <w:i w:val="0"/>
+                <w:iCs w:val="0"/>
+                <w:caps w:val="0"/>
+                <w:snapToGrid w:val="0"/>
+                <w:color w:val="000000"/>
+                <w:spacing w:val="0"/>
+                <w:kern w:val="0"/>
+                <w:sz w:val="18"/>
+                <w:szCs w:val="18"/>
+                <w:lang w:val="en-US" w:eastAsia="zh-CN" w:bidi="ar"/>
+              </w:rPr>
+              <w:t>6</w:t>
+            </w:r>
+            <w:r>
+              <w:rPr>
+                <w:rFonts w:hint="default" w:ascii="Segoe UI" w:hAnsi="Segoe UI" w:eastAsia="Segoe UI" w:cs="Segoe UI"/>
+                <w:i w:val="0"/>
+                <w:iCs w:val="0"/>
+                <w:caps w:val="0"/>
+                <w:snapToGrid w:val="0"/>
+                <w:color w:val="000000"/>
+                <w:spacing w:val="0"/>
+                <w:kern w:val="0"/>
+                <w:sz w:val="18"/>
+                <w:szCs w:val="18"/>
+                <w:lang w:val="en-US" w:eastAsia="zh-CN" w:bidi="ar"/>
+              </w:rPr>
+              <w:t>-</w:t>
+            </w:r>
+            <w:r>
+              <w:rPr>
+                <w:rFonts w:hint="eastAsia" w:ascii="Segoe UI" w:hAnsi="Segoe UI" w:eastAsia="Segoe UI" w:cs="Segoe UI"/>
+                <w:i w:val="0"/>
+                <w:iCs w:val="0"/>
+                <w:caps w:val="0"/>
+                <w:snapToGrid w:val="0"/>
+                <w:color w:val="000000"/>
+                <w:spacing w:val="0"/>
+                <w:kern w:val="0"/>
+                <w:sz w:val="18"/>
+                <w:szCs w:val="18"/>
+                <w:lang w:val="en-US" w:eastAsia="zh-CN" w:bidi="ar"/>
+              </w:rPr>
+              <w:t>3</w:t>
+            </w:r>
+            <w:r>
+              <w:rPr>
+                <w:rFonts w:hint="default" w:ascii="Segoe UI" w:hAnsi="Segoe UI" w:eastAsia="Segoe UI" w:cs="Segoe UI"/>
+                <w:i w:val="0"/>
+                <w:iCs w:val="0"/>
+                <w:caps w:val="0"/>
+                <w:snapToGrid w:val="0"/>
+                <w:color w:val="000000"/>
+                <w:spacing w:val="0"/>
+                <w:kern w:val="0"/>
+                <w:sz w:val="18"/>
+                <w:szCs w:val="18"/>
+                <w:lang w:val="en-US" w:eastAsia="zh-CN" w:bidi="ar"/>
+              </w:rPr>
+              <w:t>-</w:t>
+            </w:r>
+            <w:r>
+              <w:rPr>
+                <w:rFonts w:hint="eastAsia" w:ascii="Segoe UI" w:hAnsi="Segoe UI" w:eastAsia="Segoe UI" w:cs="Segoe UI"/>
+                <w:i w:val="0"/>
+                <w:iCs w:val="0"/>
+                <w:caps w:val="0"/>
+                <w:snapToGrid w:val="0"/>
+                <w:color w:val="000000"/>
+                <w:spacing w:val="0"/>
+                <w:kern w:val="0"/>
+                <w:sz w:val="18"/>
+                <w:szCs w:val="18"/>
+                <w:lang w:val="en-US" w:eastAsia="zh-CN" w:bidi="ar"/>
+              </w:rPr>
+              <w:t>15</w:t>
+            </w:r>
+          </w:p>
+        </w:tc>
+        <w:tc>
+          <w:tcPr>
+            <w:tcW w:w="1987" w:type="dxa"/>
+            <w:tcBorders>
+              <w:top w:val="single" w:color="auto" w:sz="4" w:space="0"/>
+              <w:left w:val="single" w:color="auto" w:sz="4" w:space="0"/>
+              <w:bottom w:val="nil"/>
+              <w:right w:val="single" w:color="auto" w:sz="12" w:space="0"/>
+            </w:tcBorders>
+            <w:shd w:val="clear" w:color="auto" w:fill="FFFFFF"/>
+            <w:noWrap w:val="0"/>
+            <w:tcMar>
+              <w:top w:w="120" w:type="dxa"/>
+              <w:left w:w="192" w:type="dxa"/>
+              <w:bottom w:w="120" w:type="dxa"/>
+              <w:right w:w="-1" w:type="dxa"/>
+            </w:tcMar>
+            <w:vAlign w:val="center"/>
+          </w:tcPr>
+          <w:p>
+            <w:pPr>
+              <w:keepNext/>
+              <w:keepLines w:val="0"/>
+              <w:widowControl/>
+              <w:suppressLineNumbers w:val="0"/>
+              <w:snapToGrid w:val="0"/>
+              <w:spacing w:line="240" w:lineRule="auto"/>
+              <w:ind w:left="0" w:leftChars="0" w:right="0" w:rightChars="0" w:firstLine="0" w:firstLineChars="0"/>
+              <w:jc w:val="center"/>
+              <w:rPr>
+                <w:rFonts w:hint="default" w:ascii="Segoe UI" w:hAnsi="Segoe UI" w:eastAsia="Segoe UI" w:cs="Segoe UI"/>
+                <w:i w:val="0"/>
+                <w:iCs w:val="0"/>
+                <w:caps w:val="0"/>
+                <w:color w:val="0F1115"/>
+                <w:spacing w:val="0"/>
+                <w:sz w:val="18"/>
+                <w:szCs w:val="18"/>
+              </w:rPr>
+            </w:pPr>
+            <w:r>
+              <w:rPr>
+                <w:rFonts w:hint="default" w:ascii="Segoe UI" w:hAnsi="Segoe UI" w:eastAsia="Segoe UI" w:cs="Segoe UI"/>
+                <w:i w:val="0"/>
+                <w:iCs w:val="0"/>
+                <w:caps w:val="0"/>
+                <w:snapToGrid w:val="0"/>
+                <w:color w:val="000000"/>
+                <w:spacing w:val="0"/>
+                <w:kern w:val="0"/>
+                <w:sz w:val="18"/>
+                <w:szCs w:val="18"/>
+                <w:lang w:val="en-US" w:eastAsia="zh-CN" w:bidi="ar"/>
+              </w:rPr>
+              <w:t>将平均恢复时间缩短至5分钟内</w:t>
+            </w:r>
+          </w:p>
+        </w:tc>
+      </w:tr>
+      <w:tr>
+        <w:tblPrEx>
+          <w:tblBorders>
+            <w:top w:val="none" w:color="auto" w:sz="0" w:space="0"/>
+            <w:left w:val="none" w:color="auto" w:sz="0" w:space="0"/>
+            <w:bottom w:val="none" w:color="auto" w:sz="0" w:space="0"/>
+            <w:right w:val="none" w:color="auto" w:sz="0" w:space="0"/>
+            <w:insideH w:val="none" w:color="auto" w:sz="0" w:space="0"/>
+            <w:insideV w:val="none" w:color="auto" w:sz="0" w:space="0"/>
+          </w:tblBorders>
           <w:tblCellMar>
             <w:top w:w="15" w:type="dxa"/>
             <w:left w:w="15" w:type="dxa"/>

--- a/6-过程管理/运行记录类文件/060207-盐都区新能源汽车充电站建设项目-服务可用性和连续性管理报告.docx
+++ b/6-过程管理/运行记录类文件/060207-盐都区新能源汽车充电站建设项目-服务可用性和连续性管理报告.docx
@@ -26,29 +26,6 @@
       </w:pPr>
       <w:bookmarkStart w:id="0" w:name="_Toc22611"/>
     </w:p>
-    <w:p>
-      <w:pPr>
-        <w:pStyle w:val="26"/>
-        <w:keepNext w:val="0"/>
-        <w:keepLines w:val="0"/>
-        <w:pageBreakBefore w:val="0"/>
-        <w:widowControl w:val="0"/>
-        <w:kinsoku w:val="0"/>
-        <w:wordWrap/>
-        <w:overflowPunct/>
-        <w:topLinePunct w:val="0"/>
-        <w:autoSpaceDE w:val="0"/>
-        <w:autoSpaceDN w:val="0"/>
-        <w:bidi w:val="0"/>
-        <w:adjustRightInd w:val="0"/>
-        <w:snapToGrid w:val="0"/>
-        <w:textAlignment w:val="baseline"/>
-        <w:rPr>
-          <w:rFonts w:hint="eastAsia"/>
-          <w:lang w:val="en-US" w:eastAsia="zh-CN"/>
-        </w:rPr>
-      </w:pPr>
-    </w:p>
     <w:bookmarkEnd w:id="0"/>
     <w:p>
       <w:pPr>
@@ -72,7 +49,7 @@
           <w:lang w:val="en-US" w:eastAsia="zh-CN"/>
         </w:rPr>
       </w:pPr>
-      <w:bookmarkStart w:id="1" w:name="_Toc30511"/>
+      <w:bookmarkStart w:id="1" w:name="_Toc2091"/>
       <w:r>
         <w:rPr>
           <w:rFonts w:hint="eastAsia"/>
@@ -104,7 +81,7 @@
           <w:lang w:val="en-US" w:eastAsia="zh-CN"/>
         </w:rPr>
       </w:pPr>
-      <w:bookmarkStart w:id="2" w:name="_Toc17662"/>
+      <w:bookmarkStart w:id="2" w:name="_Toc25597"/>
       <w:bookmarkStart w:id="3" w:name="_Toc17781"/>
       <w:r>
         <w:rPr>
@@ -133,7 +110,7 @@
         <w:snapToGrid w:val="0"/>
         <w:textAlignment w:val="baseline"/>
       </w:pPr>
-      <w:bookmarkStart w:id="4" w:name="_Toc1326"/>
+      <w:bookmarkStart w:id="4" w:name="_Toc3940"/>
       <w:r>
         <w:t>中达丰集团有限公司</w:t>
       </w:r>
@@ -296,8 +273,8 @@
           <w:szCs w:val="21"/>
         </w:rPr>
       </w:pPr>
-      <w:bookmarkStart w:id="5" w:name="_Toc24314"/>
-      <w:bookmarkStart w:id="6" w:name="_Toc16271"/>
+      <w:bookmarkStart w:id="5" w:name="_Toc16271"/>
+      <w:bookmarkStart w:id="6" w:name="_Toc13195"/>
       <w:r>
         <w:rPr>
           <w:rFonts w:ascii="宋体" w:hAnsi="宋体" w:eastAsia="宋体" w:cs="宋体"/>
@@ -442,8 +419,6 @@
               </w:rPr>
               <w:t>服务可用性和连续性管理报告</w:t>
             </w:r>
-            <w:bookmarkStart w:id="19" w:name="_GoBack"/>
-            <w:bookmarkEnd w:id="19"/>
             <w:r>
               <w:rPr>
                 <w:spacing w:val="-1"/>
@@ -1676,6 +1651,8 @@
               <w:tab w:val="right" w:leader="dot" w:pos="8306"/>
             </w:tabs>
           </w:pPr>
+          <w:bookmarkStart w:id="19" w:name="_GoBack"/>
+          <w:bookmarkEnd w:id="19"/>
           <w:r>
             <w:fldChar w:fldCharType="begin"/>
           </w:r>
@@ -1689,7 +1666,7 @@
             <w:fldChar w:fldCharType="begin"/>
           </w:r>
           <w:r>
-            <w:instrText xml:space="preserve"> HYPERLINK \l _Toc30511 </w:instrText>
+            <w:instrText xml:space="preserve"> HYPERLINK \l _Toc2091 </w:instrText>
           </w:r>
           <w:r>
             <w:fldChar w:fldCharType="separate"/>
@@ -1708,7 +1685,7 @@
             <w:fldChar w:fldCharType="begin"/>
           </w:r>
           <w:r>
-            <w:instrText xml:space="preserve"> PAGEREF _Toc30511 \h </w:instrText>
+            <w:instrText xml:space="preserve"> PAGEREF _Toc2091 \h </w:instrText>
           </w:r>
           <w:r>
             <w:fldChar w:fldCharType="separate"/>
@@ -1734,7 +1711,7 @@
             <w:fldChar w:fldCharType="begin"/>
           </w:r>
           <w:r>
-            <w:instrText xml:space="preserve"> HYPERLINK \l _Toc17662 </w:instrText>
+            <w:instrText xml:space="preserve"> HYPERLINK \l _Toc25597 </w:instrText>
           </w:r>
           <w:r>
             <w:fldChar w:fldCharType="separate"/>
@@ -1753,7 +1730,7 @@
             <w:fldChar w:fldCharType="begin"/>
           </w:r>
           <w:r>
-            <w:instrText xml:space="preserve"> PAGEREF _Toc17662 \h </w:instrText>
+            <w:instrText xml:space="preserve"> PAGEREF _Toc25597 \h </w:instrText>
           </w:r>
           <w:r>
             <w:fldChar w:fldCharType="separate"/>
@@ -1779,7 +1756,7 @@
             <w:fldChar w:fldCharType="begin"/>
           </w:r>
           <w:r>
-            <w:instrText xml:space="preserve"> HYPERLINK \l _Toc1326 </w:instrText>
+            <w:instrText xml:space="preserve"> HYPERLINK \l _Toc3940 </w:instrText>
           </w:r>
           <w:r>
             <w:fldChar w:fldCharType="separate"/>
@@ -1794,7 +1771,7 @@
             <w:fldChar w:fldCharType="begin"/>
           </w:r>
           <w:r>
-            <w:instrText xml:space="preserve"> PAGEREF _Toc1326 \h </w:instrText>
+            <w:instrText xml:space="preserve"> PAGEREF _Toc3940 \h </w:instrText>
           </w:r>
           <w:r>
             <w:fldChar w:fldCharType="separate"/>
@@ -1820,7 +1797,7 @@
             <w:fldChar w:fldCharType="begin"/>
           </w:r>
           <w:r>
-            <w:instrText xml:space="preserve"> HYPERLINK \l _Toc24314 </w:instrText>
+            <w:instrText xml:space="preserve"> HYPERLINK \l _Toc13195 </w:instrText>
           </w:r>
           <w:r>
             <w:fldChar w:fldCharType="separate"/>
@@ -1840,7 +1817,7 @@
             <w:fldChar w:fldCharType="begin"/>
           </w:r>
           <w:r>
-            <w:instrText xml:space="preserve"> PAGEREF _Toc24314 \h </w:instrText>
+            <w:instrText xml:space="preserve"> PAGEREF _Toc13195 \h </w:instrText>
           </w:r>
           <w:r>
             <w:fldChar w:fldCharType="separate"/>
@@ -1866,7 +1843,7 @@
             <w:fldChar w:fldCharType="begin"/>
           </w:r>
           <w:r>
-            <w:instrText xml:space="preserve"> HYPERLINK \l _Toc31985 </w:instrText>
+            <w:instrText xml:space="preserve"> HYPERLINK \l _Toc27441 </w:instrText>
           </w:r>
           <w:r>
             <w:fldChar w:fldCharType="separate"/>
@@ -1892,7 +1869,7 @@
             <w:fldChar w:fldCharType="begin"/>
           </w:r>
           <w:r>
-            <w:instrText xml:space="preserve"> PAGEREF _Toc31985 \h </w:instrText>
+            <w:instrText xml:space="preserve"> PAGEREF _Toc27441 \h </w:instrText>
           </w:r>
           <w:r>
             <w:fldChar w:fldCharType="separate"/>
@@ -1918,7 +1895,7 @@
             <w:fldChar w:fldCharType="begin"/>
           </w:r>
           <w:r>
-            <w:instrText xml:space="preserve"> HYPERLINK \l _Toc29095 </w:instrText>
+            <w:instrText xml:space="preserve"> HYPERLINK \l _Toc21083 </w:instrText>
           </w:r>
           <w:r>
             <w:fldChar w:fldCharType="separate"/>
@@ -1944,7 +1921,7 @@
             <w:fldChar w:fldCharType="begin"/>
           </w:r>
           <w:r>
-            <w:instrText xml:space="preserve"> PAGEREF _Toc29095 \h </w:instrText>
+            <w:instrText xml:space="preserve"> PAGEREF _Toc21083 \h </w:instrText>
           </w:r>
           <w:r>
             <w:fldChar w:fldCharType="separate"/>
@@ -1970,7 +1947,7 @@
             <w:fldChar w:fldCharType="begin"/>
           </w:r>
           <w:r>
-            <w:instrText xml:space="preserve"> HYPERLINK \l _Toc30118 </w:instrText>
+            <w:instrText xml:space="preserve"> HYPERLINK \l _Toc17208 </w:instrText>
           </w:r>
           <w:r>
             <w:fldChar w:fldCharType="separate"/>
@@ -1996,7 +1973,7 @@
             <w:fldChar w:fldCharType="begin"/>
           </w:r>
           <w:r>
-            <w:instrText xml:space="preserve"> PAGEREF _Toc30118 \h </w:instrText>
+            <w:instrText xml:space="preserve"> PAGEREF _Toc17208 \h </w:instrText>
           </w:r>
           <w:r>
             <w:fldChar w:fldCharType="separate"/>
@@ -2022,7 +1999,7 @@
             <w:fldChar w:fldCharType="begin"/>
           </w:r>
           <w:r>
-            <w:instrText xml:space="preserve"> HYPERLINK \l _Toc6521 </w:instrText>
+            <w:instrText xml:space="preserve"> HYPERLINK \l _Toc19330 </w:instrText>
           </w:r>
           <w:r>
             <w:fldChar w:fldCharType="separate"/>
@@ -2041,7 +2018,7 @@
             <w:fldChar w:fldCharType="begin"/>
           </w:r>
           <w:r>
-            <w:instrText xml:space="preserve"> PAGEREF _Toc6521 \h </w:instrText>
+            <w:instrText xml:space="preserve"> PAGEREF _Toc19330 \h </w:instrText>
           </w:r>
           <w:r>
             <w:fldChar w:fldCharType="separate"/>
@@ -2067,7 +2044,7 @@
             <w:fldChar w:fldCharType="begin"/>
           </w:r>
           <w:r>
-            <w:instrText xml:space="preserve"> HYPERLINK \l _Toc23550 </w:instrText>
+            <w:instrText xml:space="preserve"> HYPERLINK \l _Toc30773 </w:instrText>
           </w:r>
           <w:r>
             <w:fldChar w:fldCharType="separate"/>
@@ -2086,7 +2063,7 @@
             <w:fldChar w:fldCharType="begin"/>
           </w:r>
           <w:r>
-            <w:instrText xml:space="preserve"> PAGEREF _Toc23550 \h </w:instrText>
+            <w:instrText xml:space="preserve"> PAGEREF _Toc30773 \h </w:instrText>
           </w:r>
           <w:r>
             <w:fldChar w:fldCharType="separate"/>
@@ -2112,7 +2089,7 @@
             <w:fldChar w:fldCharType="begin"/>
           </w:r>
           <w:r>
-            <w:instrText xml:space="preserve"> HYPERLINK \l _Toc4645 </w:instrText>
+            <w:instrText xml:space="preserve"> HYPERLINK \l _Toc24280 </w:instrText>
           </w:r>
           <w:r>
             <w:fldChar w:fldCharType="separate"/>
@@ -2131,7 +2108,7 @@
             <w:fldChar w:fldCharType="begin"/>
           </w:r>
           <w:r>
-            <w:instrText xml:space="preserve"> PAGEREF _Toc4645 \h </w:instrText>
+            <w:instrText xml:space="preserve"> PAGEREF _Toc24280 \h </w:instrText>
           </w:r>
           <w:r>
             <w:fldChar w:fldCharType="separate"/>
@@ -2157,7 +2134,7 @@
             <w:fldChar w:fldCharType="begin"/>
           </w:r>
           <w:r>
-            <w:instrText xml:space="preserve"> HYPERLINK \l _Toc8062 </w:instrText>
+            <w:instrText xml:space="preserve"> HYPERLINK \l _Toc27750 </w:instrText>
           </w:r>
           <w:r>
             <w:fldChar w:fldCharType="separate"/>
@@ -2183,7 +2160,7 @@
             <w:fldChar w:fldCharType="begin"/>
           </w:r>
           <w:r>
-            <w:instrText xml:space="preserve"> PAGEREF _Toc8062 \h </w:instrText>
+            <w:instrText xml:space="preserve"> PAGEREF _Toc27750 \h </w:instrText>
           </w:r>
           <w:r>
             <w:fldChar w:fldCharType="separate"/>
@@ -2209,7 +2186,7 @@
             <w:fldChar w:fldCharType="begin"/>
           </w:r>
           <w:r>
-            <w:instrText xml:space="preserve"> HYPERLINK \l _Toc11574 </w:instrText>
+            <w:instrText xml:space="preserve"> HYPERLINK \l _Toc10316 </w:instrText>
           </w:r>
           <w:r>
             <w:fldChar w:fldCharType="separate"/>
@@ -2235,7 +2212,7 @@
             <w:fldChar w:fldCharType="begin"/>
           </w:r>
           <w:r>
-            <w:instrText xml:space="preserve"> PAGEREF _Toc11574 \h </w:instrText>
+            <w:instrText xml:space="preserve"> PAGEREF _Toc10316 \h </w:instrText>
           </w:r>
           <w:r>
             <w:fldChar w:fldCharType="separate"/>
@@ -2261,7 +2238,7 @@
             <w:fldChar w:fldCharType="begin"/>
           </w:r>
           <w:r>
-            <w:instrText xml:space="preserve"> HYPERLINK \l _Toc21305 </w:instrText>
+            <w:instrText xml:space="preserve"> HYPERLINK \l _Toc3100 </w:instrText>
           </w:r>
           <w:r>
             <w:fldChar w:fldCharType="separate"/>
@@ -2287,7 +2264,7 @@
             <w:fldChar w:fldCharType="begin"/>
           </w:r>
           <w:r>
-            <w:instrText xml:space="preserve"> PAGEREF _Toc21305 \h </w:instrText>
+            <w:instrText xml:space="preserve"> PAGEREF _Toc3100 \h </w:instrText>
           </w:r>
           <w:r>
             <w:fldChar w:fldCharType="separate"/>
@@ -2313,7 +2290,7 @@
             <w:fldChar w:fldCharType="begin"/>
           </w:r>
           <w:r>
-            <w:instrText xml:space="preserve"> HYPERLINK \l _Toc25179 </w:instrText>
+            <w:instrText xml:space="preserve"> HYPERLINK \l _Toc2712 </w:instrText>
           </w:r>
           <w:r>
             <w:fldChar w:fldCharType="separate"/>
@@ -2339,7 +2316,7 @@
             <w:fldChar w:fldCharType="begin"/>
           </w:r>
           <w:r>
-            <w:instrText xml:space="preserve"> PAGEREF _Toc25179 \h </w:instrText>
+            <w:instrText xml:space="preserve"> PAGEREF _Toc2712 \h </w:instrText>
           </w:r>
           <w:r>
             <w:fldChar w:fldCharType="separate"/>
@@ -2365,7 +2342,7 @@
             <w:fldChar w:fldCharType="begin"/>
           </w:r>
           <w:r>
-            <w:instrText xml:space="preserve"> HYPERLINK \l _Toc9569 </w:instrText>
+            <w:instrText xml:space="preserve"> HYPERLINK \l _Toc15 </w:instrText>
           </w:r>
           <w:r>
             <w:fldChar w:fldCharType="separate"/>
@@ -2391,7 +2368,7 @@
             <w:fldChar w:fldCharType="begin"/>
           </w:r>
           <w:r>
-            <w:instrText xml:space="preserve"> PAGEREF _Toc9569 \h </w:instrText>
+            <w:instrText xml:space="preserve"> PAGEREF _Toc15 \h </w:instrText>
           </w:r>
           <w:r>
             <w:fldChar w:fldCharType="separate"/>
@@ -2417,7 +2394,7 @@
             <w:fldChar w:fldCharType="begin"/>
           </w:r>
           <w:r>
-            <w:instrText xml:space="preserve"> HYPERLINK \l _Toc28477 </w:instrText>
+            <w:instrText xml:space="preserve"> HYPERLINK \l _Toc16598 </w:instrText>
           </w:r>
           <w:r>
             <w:fldChar w:fldCharType="separate"/>
@@ -2436,7 +2413,7 @@
             <w:fldChar w:fldCharType="begin"/>
           </w:r>
           <w:r>
-            <w:instrText xml:space="preserve"> PAGEREF _Toc28477 \h </w:instrText>
+            <w:instrText xml:space="preserve"> PAGEREF _Toc16598 \h </w:instrText>
           </w:r>
           <w:r>
             <w:fldChar w:fldCharType="separate"/>
@@ -2530,7 +2507,7 @@
           <w:lang w:val="en-US" w:eastAsia="zh-CN"/>
         </w:rPr>
       </w:pPr>
-      <w:bookmarkStart w:id="7" w:name="_Toc31985"/>
+      <w:bookmarkStart w:id="7" w:name="_Toc27441"/>
       <w:r>
         <w:rPr>
           <w:rFonts w:hint="eastAsia"/>
@@ -2593,7 +2570,7 @@
           <w:lang w:val="en-US" w:eastAsia="zh-CN"/>
         </w:rPr>
       </w:pPr>
-      <w:bookmarkStart w:id="8" w:name="_Toc29095"/>
+      <w:bookmarkStart w:id="8" w:name="_Toc21083"/>
       <w:r>
         <w:rPr>
           <w:rFonts w:hint="eastAsia"/>
@@ -3048,6 +3025,7 @@
             <w:insideH w:val="none" w:color="auto" w:sz="0" w:space="0"/>
             <w:insideV w:val="none" w:color="auto" w:sz="0" w:space="0"/>
           </w:tblBorders>
+          <w:shd w:val="clear" w:color="auto" w:fill="FFFFFF"/>
           <w:tblCellMar>
             <w:top w:w="15" w:type="dxa"/>
             <w:left w:w="15" w:type="dxa"/>
@@ -3445,6 +3423,7 @@
             <w:insideH w:val="none" w:color="auto" w:sz="0" w:space="0"/>
             <w:insideV w:val="none" w:color="auto" w:sz="0" w:space="0"/>
           </w:tblBorders>
+          <w:shd w:val="clear" w:color="auto" w:fill="FFFFFF"/>
           <w:tblCellMar>
             <w:top w:w="15" w:type="dxa"/>
             <w:left w:w="15" w:type="dxa"/>
@@ -3824,7 +3803,7 @@
           <w:lang w:val="en-US" w:eastAsia="zh-CN"/>
         </w:rPr>
       </w:pPr>
-      <w:bookmarkStart w:id="9" w:name="_Toc30118"/>
+      <w:bookmarkStart w:id="9" w:name="_Toc17208"/>
       <w:r>
         <w:rPr>
           <w:rFonts w:hint="eastAsia"/>
@@ -3843,7 +3822,7 @@
           <w:lang w:val="en-US" w:eastAsia="zh-CN"/>
         </w:rPr>
       </w:pPr>
-      <w:bookmarkStart w:id="10" w:name="_Toc6521"/>
+      <w:bookmarkStart w:id="10" w:name="_Toc19330"/>
       <w:r>
         <w:rPr>
           <w:rFonts w:hint="default"/>
@@ -3930,7 +3909,7 @@
           <w:lang w:val="en-US" w:eastAsia="zh-CN"/>
         </w:rPr>
       </w:pPr>
-      <w:bookmarkStart w:id="11" w:name="_Toc23550"/>
+      <w:bookmarkStart w:id="11" w:name="_Toc30773"/>
       <w:r>
         <w:rPr>
           <w:rFonts w:hint="default"/>
@@ -3983,7 +3962,7 @@
           <w:lang w:val="en-US" w:eastAsia="zh-CN"/>
         </w:rPr>
       </w:pPr>
-      <w:bookmarkStart w:id="12" w:name="_Toc4645"/>
+      <w:bookmarkStart w:id="12" w:name="_Toc24280"/>
       <w:r>
         <w:rPr>
           <w:rFonts w:hint="default"/>
@@ -4036,7 +4015,7 @@
           <w:lang w:val="en-US" w:eastAsia="zh-CN"/>
         </w:rPr>
       </w:pPr>
-      <w:bookmarkStart w:id="13" w:name="_Toc8062"/>
+      <w:bookmarkStart w:id="13" w:name="_Toc27750"/>
       <w:r>
         <w:rPr>
           <w:rFonts w:hint="eastAsia"/>
@@ -4055,7 +4034,7 @@
           <w:lang w:val="en-US" w:eastAsia="zh-CN"/>
         </w:rPr>
       </w:pPr>
-      <w:bookmarkStart w:id="14" w:name="_Toc11574"/>
+      <w:bookmarkStart w:id="14" w:name="_Toc10316"/>
       <w:r>
         <w:rPr>
           <w:rFonts w:hint="eastAsia"/>
@@ -4106,7 +4085,7 @@
           <w:lang w:val="en-US" w:eastAsia="zh-CN"/>
         </w:rPr>
       </w:pPr>
-      <w:bookmarkStart w:id="15" w:name="_Toc21305"/>
+      <w:bookmarkStart w:id="15" w:name="_Toc3100"/>
       <w:r>
         <w:rPr>
           <w:rFonts w:hint="eastAsia"/>
@@ -4210,7 +4189,7 @@
           <w:lang w:val="en-US" w:eastAsia="zh-CN"/>
         </w:rPr>
       </w:pPr>
-      <w:bookmarkStart w:id="16" w:name="_Toc25179"/>
+      <w:bookmarkStart w:id="16" w:name="_Toc2712"/>
       <w:r>
         <w:rPr>
           <w:rFonts w:hint="eastAsia"/>
@@ -4257,6 +4236,7 @@
             <w:insideH w:val="none" w:color="auto" w:sz="0" w:space="0"/>
             <w:insideV w:val="none" w:color="auto" w:sz="0" w:space="0"/>
           </w:tblBorders>
+          <w:shd w:val="clear" w:color="auto" w:fill="FFFFFF"/>
           <w:tblCellMar>
             <w:top w:w="15" w:type="dxa"/>
             <w:left w:w="15" w:type="dxa"/>
@@ -4460,6 +4440,7 @@
             <w:insideH w:val="none" w:color="auto" w:sz="0" w:space="0"/>
             <w:insideV w:val="none" w:color="auto" w:sz="0" w:space="0"/>
           </w:tblBorders>
+          <w:shd w:val="clear" w:color="auto" w:fill="FFFFFF"/>
           <w:tblCellMar>
             <w:top w:w="15" w:type="dxa"/>
             <w:left w:w="15" w:type="dxa"/>
@@ -4656,6 +4637,7 @@
             <w:insideH w:val="none" w:color="auto" w:sz="0" w:space="0"/>
             <w:insideV w:val="none" w:color="auto" w:sz="0" w:space="0"/>
           </w:tblBorders>
+          <w:shd w:val="clear" w:color="auto" w:fill="FFFFFF"/>
           <w:tblCellMar>
             <w:top w:w="15" w:type="dxa"/>
             <w:left w:w="15" w:type="dxa"/>
@@ -4852,6 +4834,7 @@
             <w:insideH w:val="none" w:color="auto" w:sz="0" w:space="0"/>
             <w:insideV w:val="none" w:color="auto" w:sz="0" w:space="0"/>
           </w:tblBorders>
+          <w:shd w:val="clear" w:color="auto" w:fill="FFFFFF"/>
           <w:tblCellMar>
             <w:top w:w="15" w:type="dxa"/>
             <w:left w:w="15" w:type="dxa"/>
@@ -5048,6 +5031,7 @@
             <w:insideH w:val="none" w:color="auto" w:sz="0" w:space="0"/>
             <w:insideV w:val="none" w:color="auto" w:sz="0" w:space="0"/>
           </w:tblBorders>
+          <w:shd w:val="clear" w:color="auto" w:fill="FFFFFF"/>
           <w:tblCellMar>
             <w:top w:w="15" w:type="dxa"/>
             <w:left w:w="15" w:type="dxa"/>
@@ -5223,7 +5207,7 @@
           <w:lang w:val="en-US" w:eastAsia="zh-CN"/>
         </w:rPr>
       </w:pPr>
-      <w:bookmarkStart w:id="17" w:name="_Toc9569"/>
+      <w:bookmarkStart w:id="17" w:name="_Toc15"/>
       <w:r>
         <w:rPr>
           <w:rFonts w:hint="eastAsia"/>
@@ -5272,6 +5256,7 @@
             <w:insideH w:val="none" w:color="auto" w:sz="0" w:space="0"/>
             <w:insideV w:val="none" w:color="auto" w:sz="0" w:space="0"/>
           </w:tblBorders>
+          <w:shd w:val="clear" w:color="auto" w:fill="FFFFFF"/>
           <w:tblCellMar>
             <w:top w:w="15" w:type="dxa"/>
             <w:left w:w="15" w:type="dxa"/>
@@ -5595,6 +5580,7 @@
             <w:insideH w:val="none" w:color="auto" w:sz="0" w:space="0"/>
             <w:insideV w:val="none" w:color="auto" w:sz="0" w:space="0"/>
           </w:tblBorders>
+          <w:shd w:val="clear" w:color="auto" w:fill="FFFFFF"/>
           <w:tblCellMar>
             <w:top w:w="15" w:type="dxa"/>
             <w:left w:w="15" w:type="dxa"/>
@@ -5956,6 +5942,7 @@
             <w:insideH w:val="none" w:color="auto" w:sz="0" w:space="0"/>
             <w:insideV w:val="none" w:color="auto" w:sz="0" w:space="0"/>
           </w:tblBorders>
+          <w:shd w:val="clear" w:color="auto" w:fill="FFFFFF"/>
           <w:tblCellMar>
             <w:top w:w="15" w:type="dxa"/>
             <w:left w:w="15" w:type="dxa"/>
@@ -6316,6 +6303,7 @@
             <w:insideH w:val="none" w:color="auto" w:sz="0" w:space="0"/>
             <w:insideV w:val="none" w:color="auto" w:sz="0" w:space="0"/>
           </w:tblBorders>
+          <w:shd w:val="clear" w:color="auto" w:fill="FFFFFF"/>
           <w:tblCellMar>
             <w:top w:w="15" w:type="dxa"/>
             <w:left w:w="15" w:type="dxa"/>
@@ -6708,6 +6696,7 @@
             <w:insideH w:val="none" w:color="auto" w:sz="0" w:space="0"/>
             <w:insideV w:val="none" w:color="auto" w:sz="0" w:space="0"/>
           </w:tblBorders>
+          <w:shd w:val="clear" w:color="auto" w:fill="FFFFFF"/>
           <w:tblCellMar>
             <w:top w:w="15" w:type="dxa"/>
             <w:left w:w="15" w:type="dxa"/>
@@ -7100,7 +7089,7 @@
           <w:lang w:val="en-US" w:eastAsia="zh-CN"/>
         </w:rPr>
       </w:pPr>
-      <w:bookmarkStart w:id="18" w:name="_Toc28477"/>
+      <w:bookmarkStart w:id="18" w:name="_Toc16598"/>
       <w:r>
         <w:rPr>
           <w:rFonts w:hint="default"/>
